--- a/KHBD_Robotics/Lớp_3/Tuần_23/KHBD_Robotics_Lớp_3_Tiet22_Bai_18_o_an_hoi_luc_ay_cua_cung_ten.docx
+++ b/KHBD_Robotics/Lớp_3/Tuần_23/KHBD_Robotics_Lớp_3_Tiet22_Bai_18_o_an_hoi_luc_ay_cua_cung_ten.docx
@@ -16,13 +16,13 @@
         </w:tblBorders>
       </w:tblPr>
       <w:tblGrid>
-        <w:gridCol w:w="4537"/>
-        <w:gridCol w:w="4537"/>
+        <w:gridCol w:w="4796"/>
+        <w:gridCol w:w="4796"/>
       </w:tblGrid>
       <w:tr>
         <w:tc>
           <w:tcPr>
-            <w:tcW w:type="dxa" w:w="4537"/>
+            <w:tcW w:type="dxa" w:w="4819"/>
             <w:tcMar>
               <w:top w:w="80" w:type="dxa"/>
               <w:bottom w:w="80" w:type="dxa"/>
@@ -32,7 +32,7 @@
           </w:tcPr>
           <w:p>
             <w:pPr>
-              <w:spacing w:line="319" w:lineRule="auto" w:after="40"/>
+              <w:spacing w:line="276" w:lineRule="auto" w:after="40"/>
               <w:jc w:val="left"/>
             </w:pPr>
             <w:r/>
@@ -49,7 +49,7 @@
         </w:tc>
         <w:tc>
           <w:tcPr>
-            <w:tcW w:type="dxa" w:w="4537"/>
+            <w:tcW w:type="dxa" w:w="4252"/>
             <w:tcMar>
               <w:top w:w="80" w:type="dxa"/>
               <w:bottom w:w="80" w:type="dxa"/>
@@ -59,7 +59,7 @@
           </w:tcPr>
           <w:p>
             <w:pPr>
-              <w:spacing w:line="319" w:lineRule="auto" w:after="40"/>
+              <w:spacing w:line="276" w:lineRule="auto" w:after="40"/>
               <w:jc w:val="left"/>
             </w:pPr>
             <w:r/>
@@ -78,7 +78,7 @@
       <w:tr>
         <w:tc>
           <w:tcPr>
-            <w:tcW w:type="dxa" w:w="4537"/>
+            <w:tcW w:type="dxa" w:w="4796"/>
             <w:tcMar>
               <w:top w:w="80" w:type="dxa"/>
               <w:bottom w:w="80" w:type="dxa"/>
@@ -88,7 +88,7 @@
           </w:tcPr>
           <w:p>
             <w:pPr>
-              <w:spacing w:line="319" w:lineRule="auto" w:after="40"/>
+              <w:spacing w:line="276" w:lineRule="auto" w:after="40"/>
               <w:jc w:val="left"/>
             </w:pPr>
             <w:r/>
@@ -105,7 +105,7 @@
         </w:tc>
         <w:tc>
           <w:tcPr>
-            <w:tcW w:type="dxa" w:w="4537"/>
+            <w:tcW w:type="dxa" w:w="4796"/>
             <w:tcMar>
               <w:top w:w="80" w:type="dxa"/>
               <w:bottom w:w="80" w:type="dxa"/>
@@ -115,7 +115,7 @@
           </w:tcPr>
           <w:p>
             <w:pPr>
-              <w:spacing w:line="319" w:lineRule="auto" w:after="40"/>
+              <w:spacing w:line="276" w:lineRule="auto" w:after="40"/>
               <w:jc w:val="left"/>
             </w:pPr>
             <w:r/>
@@ -134,7 +134,7 @@
       <w:tr>
         <w:tc>
           <w:tcPr>
-            <w:tcW w:type="dxa" w:w="4537"/>
+            <w:tcW w:type="dxa" w:w="4796"/>
             <w:tcMar>
               <w:top w:w="80" w:type="dxa"/>
               <w:bottom w:w="80" w:type="dxa"/>
@@ -144,7 +144,7 @@
           </w:tcPr>
           <w:p>
             <w:pPr>
-              <w:spacing w:line="319" w:lineRule="auto" w:after="40"/>
+              <w:spacing w:line="276" w:lineRule="auto" w:after="40"/>
               <w:jc w:val="left"/>
             </w:pPr>
             <w:r/>
@@ -161,7 +161,7 @@
         </w:tc>
         <w:tc>
           <w:tcPr>
-            <w:tcW w:type="dxa" w:w="4537"/>
+            <w:tcW w:type="dxa" w:w="4796"/>
             <w:tcMar>
               <w:top w:w="80" w:type="dxa"/>
               <w:bottom w:w="80" w:type="dxa"/>
@@ -171,7 +171,7 @@
           </w:tcPr>
           <w:p>
             <w:pPr>
-              <w:spacing w:line="319" w:lineRule="auto" w:after="40"/>
+              <w:spacing w:line="276" w:lineRule="auto" w:after="40"/>
               <w:jc w:val="left"/>
             </w:pPr>
             <w:r/>
@@ -190,13 +190,13 @@
     </w:tbl>
     <w:p>
       <w:pPr>
-        <w:spacing w:line="319" w:lineRule="auto" w:after="60" w:before="0"/>
-        <w:jc w:val="both"/>
-      </w:pPr>
-    </w:p>
-    <w:p>
-      <w:pPr>
-        <w:spacing w:line="319" w:lineRule="auto" w:after="60" w:before="0"/>
+        <w:spacing w:line="276" w:lineRule="auto" w:after="60" w:before="0"/>
+        <w:jc w:val="both"/>
+      </w:pPr>
+    </w:p>
+    <w:p>
+      <w:pPr>
+        <w:spacing w:line="276" w:lineRule="auto" w:after="60" w:before="0"/>
         <w:jc w:val="center"/>
       </w:pPr>
       <w:r>
@@ -211,7 +211,7 @@
     </w:p>
     <w:p>
       <w:pPr>
-        <w:spacing w:line="319" w:lineRule="auto" w:after="60" w:before="0"/>
+        <w:spacing w:line="276" w:lineRule="auto" w:after="60" w:before="0"/>
         <w:jc w:val="center"/>
       </w:pPr>
       <w:r>
@@ -226,7 +226,7 @@
     </w:p>
     <w:p>
       <w:pPr>
-        <w:spacing w:line="319" w:lineRule="auto" w:after="60" w:before="0"/>
+        <w:spacing w:line="276" w:lineRule="auto" w:after="60" w:before="0"/>
         <w:jc w:val="center"/>
       </w:pPr>
       <w:r>
@@ -241,13 +241,13 @@
     </w:p>
     <w:p>
       <w:pPr>
-        <w:spacing w:line="319" w:lineRule="auto" w:after="60" w:before="0"/>
-        <w:jc w:val="both"/>
-      </w:pPr>
-    </w:p>
-    <w:p>
-      <w:pPr>
-        <w:spacing w:line="319" w:lineRule="auto" w:after="60" w:before="0"/>
+        <w:spacing w:line="276" w:lineRule="auto" w:after="60" w:before="0"/>
+        <w:jc w:val="both"/>
+      </w:pPr>
+    </w:p>
+    <w:p>
+      <w:pPr>
+        <w:spacing w:line="276" w:lineRule="auto" w:after="60" w:before="0"/>
         <w:ind w:firstLine="0"/>
         <w:jc w:val="both"/>
       </w:pPr>
@@ -263,10 +263,403 @@
     </w:p>
     <w:p>
       <w:pPr>
-        <w:spacing w:line="319" w:lineRule="auto" w:after="60" w:before="0"/>
+        <w:spacing w:line="276" w:lineRule="auto" w:after="60" w:before="0"/>
         <w:ind w:firstLine="720"/>
         <w:jc w:val="both"/>
       </w:pPr>
+      <w:r>
+        <w:rPr>
+          <w:rFonts w:ascii="Times New Roman" w:hAnsi="Times New Roman" w:cs="Times New Roman" w:eastAsia="Times New Roman"/>
+          <w:b/>
+          <w:i w:val="0"/>
+          <w:sz w:val="26"/>
+        </w:rPr>
+        <w:t>- Sau bài học này em sẽ:</w:t>
+      </w:r>
+    </w:p>
+    <w:p>
+      <w:pPr>
+        <w:spacing w:line="276" w:lineRule="auto" w:after="60" w:before="0"/>
+        <w:ind w:firstLine="709"/>
+        <w:jc w:val="both"/>
+      </w:pPr>
+      <w:r>
+        <w:rPr>
+          <w:rFonts w:ascii="Times New Roman" w:hAnsi="Times New Roman" w:cs="Times New Roman" w:eastAsia="Times New Roman"/>
+          <w:b w:val="0"/>
+          <w:i w:val="0"/>
+          <w:sz w:val="26"/>
+        </w:rPr>
+        <w:t>+ Tìm hiểu thế năng đàn hồi.</w:t>
+      </w:r>
+    </w:p>
+    <w:p>
+      <w:pPr>
+        <w:spacing w:line="276" w:lineRule="auto" w:after="60" w:before="0"/>
+        <w:ind w:firstLine="709"/>
+        <w:jc w:val="both"/>
+      </w:pPr>
+      <w:r>
+        <w:rPr>
+          <w:rFonts w:ascii="Times New Roman" w:hAnsi="Times New Roman" w:cs="Times New Roman" w:eastAsia="Times New Roman"/>
+          <w:b w:val="0"/>
+          <w:i w:val="0"/>
+          <w:sz w:val="26"/>
+        </w:rPr>
+        <w:t>+ Lắp mô hình cung nỏ cơ khí bắn tên.</w:t>
+      </w:r>
+    </w:p>
+    <w:p>
+      <w:pPr>
+        <w:spacing w:line="276" w:lineRule="auto" w:after="60" w:before="0"/>
+        <w:ind w:firstLine="720"/>
+        <w:jc w:val="both"/>
+      </w:pPr>
+      <w:r>
+        <w:rPr>
+          <w:rFonts w:ascii="Times New Roman" w:hAnsi="Times New Roman" w:cs="Times New Roman" w:eastAsia="Times New Roman"/>
+          <w:b/>
+          <w:i w:val="0"/>
+          <w:sz w:val="26"/>
+        </w:rPr>
+        <w:t>1. Năng lực:</w:t>
+      </w:r>
+    </w:p>
+    <w:p>
+      <w:pPr>
+        <w:spacing w:line="276" w:lineRule="auto" w:after="60" w:before="0"/>
+        <w:ind w:firstLine="709"/>
+        <w:jc w:val="both"/>
+      </w:pPr>
+      <w:r>
+        <w:rPr>
+          <w:rFonts w:ascii="Times New Roman" w:hAnsi="Times New Roman" w:cs="Times New Roman" w:eastAsia="Times New Roman"/>
+          <w:b/>
+          <w:i w:val="0"/>
+          <w:sz w:val="26"/>
+        </w:rPr>
+        <w:t>1.1. Năng lực đặc thù (Robotics):</w:t>
+      </w:r>
+    </w:p>
+    <w:p>
+      <w:pPr>
+        <w:spacing w:line="276" w:lineRule="auto" w:after="60" w:before="0"/>
+        <w:ind w:firstLine="0" w:left="850"/>
+        <w:jc w:val="both"/>
+      </w:pPr>
+      <w:r>
+        <w:rPr>
+          <w:rFonts w:ascii="Times New Roman" w:hAnsi="Times New Roman" w:cs="Times New Roman" w:eastAsia="Times New Roman"/>
+          <w:b w:val="0"/>
+          <w:i w:val="0"/>
+          <w:sz w:val="26"/>
+        </w:rPr>
+        <w:t>- NL4 (Đánh giá công nghệ): Quan sát, đo đạc thông số và đánh giá hiệu quả vận hành của mô hình robot Bài 18. Độ đàn hồi, lực đẩy của cung tên trong các điều kiện thử nghiệm khác nhau. (Đạt được thông qua Hoạt động 3, Hoạt động 4)</w:t>
+      </w:r>
+    </w:p>
+    <w:p>
+      <w:pPr>
+        <w:spacing w:line="276" w:lineRule="auto" w:after="60" w:before="0"/>
+        <w:ind w:firstLine="0" w:left="850"/>
+        <w:jc w:val="both"/>
+      </w:pPr>
+      <w:r>
+        <w:rPr>
+          <w:rFonts w:ascii="Times New Roman" w:hAnsi="Times New Roman" w:cs="Times New Roman" w:eastAsia="Times New Roman"/>
+          <w:b w:val="0"/>
+          <w:i w:val="0"/>
+          <w:sz w:val="26"/>
+        </w:rPr>
+        <w:t>- NL3 (Thiết kế kĩ thuật): Điều chỉnh kết cấu cơ khí và thông số điều khiển để tối ưu hóa khả năng hoạt động của robot. (Đạt được thông qua Hoạt động 3)</w:t>
+      </w:r>
+    </w:p>
+    <w:p>
+      <w:pPr>
+        <w:spacing w:line="276" w:lineRule="auto" w:after="60" w:before="0"/>
+        <w:ind w:firstLine="709"/>
+        <w:jc w:val="both"/>
+      </w:pPr>
+      <w:r>
+        <w:rPr>
+          <w:rFonts w:ascii="Times New Roman" w:hAnsi="Times New Roman" w:cs="Times New Roman" w:eastAsia="Times New Roman"/>
+          <w:b/>
+          <w:i w:val="0"/>
+          <w:sz w:val="26"/>
+        </w:rPr>
+        <w:t>1.2. Năng lực số (Thông tư 02/2025 – CV 3456):</w:t>
+      </w:r>
+    </w:p>
+    <w:p>
+      <w:pPr>
+        <w:spacing w:line="276" w:lineRule="auto" w:after="60" w:before="0"/>
+        <w:ind w:firstLine="0" w:left="850"/>
+        <w:jc w:val="both"/>
+      </w:pPr>
+      <w:r>
+        <w:rPr>
+          <w:rFonts w:ascii="Times New Roman" w:hAnsi="Times New Roman" w:cs="Times New Roman" w:eastAsia="Times New Roman"/>
+          <w:b w:val="0"/>
+          <w:i w:val="0"/>
+          <w:sz w:val="26"/>
+        </w:rPr>
+        <w:t>- Miền III. Sáng tạo nội dung số – Thành tố 3.2. Sáng tạo sản phẩm số – Bậc 1: Lắp ráp và lập trình mô hình robot hoàn chỉnh theo mục tiêu bài học. (Đạt được thông qua Hoạt động 3)</w:t>
+      </w:r>
+    </w:p>
+    <w:p>
+      <w:pPr>
+        <w:spacing w:line="276" w:lineRule="auto" w:after="60" w:before="0"/>
+        <w:ind w:firstLine="0" w:left="850"/>
+        <w:jc w:val="both"/>
+      </w:pPr>
+      <w:r>
+        <w:rPr>
+          <w:rFonts w:ascii="Times New Roman" w:hAnsi="Times New Roman" w:cs="Times New Roman" w:eastAsia="Times New Roman"/>
+          <w:b w:val="0"/>
+          <w:i w:val="0"/>
+          <w:sz w:val="26"/>
+        </w:rPr>
+        <w:t>- Miền IV. An toàn – Thành tố 4.3. Bảo vệ sức khỏe và an toàn – Bậc 1: Tuân thủ quy tắc an toàn khi sử dụng linh kiện điện tử và bộ pin nguồn. (Đạt được thông qua Hoạt động 1, Hoạt động 3)</w:t>
+      </w:r>
+    </w:p>
+    <w:p>
+      <w:pPr>
+        <w:spacing w:line="276" w:lineRule="auto" w:after="60" w:before="0"/>
+        <w:ind w:firstLine="709"/>
+        <w:jc w:val="both"/>
+      </w:pPr>
+      <w:r>
+        <w:rPr>
+          <w:rFonts w:ascii="Times New Roman" w:hAnsi="Times New Roman" w:cs="Times New Roman" w:eastAsia="Times New Roman"/>
+          <w:b/>
+          <w:i w:val="0"/>
+          <w:sz w:val="26"/>
+        </w:rPr>
+        <w:t>1.3. Năng lực chung:</w:t>
+      </w:r>
+    </w:p>
+    <w:p>
+      <w:pPr>
+        <w:spacing w:line="276" w:lineRule="auto" w:after="60" w:before="0"/>
+        <w:ind w:firstLine="0" w:left="850"/>
+        <w:jc w:val="both"/>
+      </w:pPr>
+      <w:r>
+        <w:rPr>
+          <w:rFonts w:ascii="Times New Roman" w:hAnsi="Times New Roman" w:cs="Times New Roman" w:eastAsia="Times New Roman"/>
+          <w:b w:val="0"/>
+          <w:i w:val="0"/>
+          <w:sz w:val="26"/>
+        </w:rPr>
+        <w:t>- Tự chủ và tự học: Tự giác hoàn thành phần việc được phân công trong nhóm thực hành chế tạo robot. (Đạt được thông qua Hoạt động 2, Hoạt động 3)</w:t>
+      </w:r>
+    </w:p>
+    <w:p>
+      <w:pPr>
+        <w:spacing w:line="276" w:lineRule="auto" w:after="60" w:before="0"/>
+        <w:ind w:firstLine="0" w:left="850"/>
+        <w:jc w:val="both"/>
+      </w:pPr>
+      <w:r>
+        <w:rPr>
+          <w:rFonts w:ascii="Times New Roman" w:hAnsi="Times New Roman" w:cs="Times New Roman" w:eastAsia="Times New Roman"/>
+          <w:b w:val="0"/>
+          <w:i w:val="0"/>
+          <w:sz w:val="26"/>
+        </w:rPr>
+        <w:t>- Giao tiếp và hợp tác: Tích cực trao đổi, phối hợp nhịp nhàng với bạn học khi lắp ghép các bộ phận robot. (Đạt được thông qua Hoạt động 3)</w:t>
+      </w:r>
+    </w:p>
+    <w:p>
+      <w:pPr>
+        <w:spacing w:line="276" w:lineRule="auto" w:after="60" w:before="0"/>
+        <w:ind w:firstLine="720"/>
+        <w:jc w:val="both"/>
+      </w:pPr>
+      <w:r>
+        <w:rPr>
+          <w:rFonts w:ascii="Times New Roman" w:hAnsi="Times New Roman" w:cs="Times New Roman" w:eastAsia="Times New Roman"/>
+          <w:b/>
+          <w:i w:val="0"/>
+          <w:sz w:val="26"/>
+        </w:rPr>
+        <w:t>2. Phẩm chất:</w:t>
+      </w:r>
+    </w:p>
+    <w:p>
+      <w:pPr>
+        <w:spacing w:line="276" w:lineRule="auto" w:after="60" w:before="0"/>
+        <w:ind w:firstLine="0" w:left="850"/>
+        <w:jc w:val="both"/>
+      </w:pPr>
+      <w:r>
+        <w:rPr>
+          <w:rFonts w:ascii="Times New Roman" w:hAnsi="Times New Roman" w:cs="Times New Roman" w:eastAsia="Times New Roman"/>
+          <w:b w:val="0"/>
+          <w:i w:val="0"/>
+          <w:sz w:val="26"/>
+        </w:rPr>
+        <w:t>- Chăm chỉ: Kiên trì, tỉ mỉ trong từng bước lắp ghép và sửa chữa mô hình robot. (Đạt được thông qua Hoạt động 2, Hoạt động 3)</w:t>
+      </w:r>
+    </w:p>
+    <w:p>
+      <w:pPr>
+        <w:spacing w:line="276" w:lineRule="auto" w:after="60" w:before="0"/>
+        <w:ind w:firstLine="0" w:left="850"/>
+        <w:jc w:val="both"/>
+      </w:pPr>
+      <w:r>
+        <w:rPr>
+          <w:rFonts w:ascii="Times New Roman" w:hAnsi="Times New Roman" w:cs="Times New Roman" w:eastAsia="Times New Roman"/>
+          <w:b w:val="0"/>
+          <w:i w:val="0"/>
+          <w:sz w:val="26"/>
+        </w:rPr>
+        <w:t>- Trách nhiệm: Giữ gìn vệ sinh chung, bảo quản và sắp xếp gọn gàng bộ linh kiện Robotics sau buổi học. (Đạt được thông qua Hoạt động 3, Hoạt động 4)</w:t>
+      </w:r>
+    </w:p>
+    <w:p>
+      <w:pPr>
+        <w:spacing w:line="276" w:lineRule="auto" w:after="60" w:before="0"/>
+        <w:ind w:firstLine="0"/>
+        <w:jc w:val="both"/>
+      </w:pPr>
+      <w:r>
+        <w:rPr>
+          <w:rFonts w:ascii="Times New Roman" w:hAnsi="Times New Roman" w:cs="Times New Roman" w:eastAsia="Times New Roman"/>
+          <w:b/>
+          <w:i w:val="0"/>
+          <w:sz w:val="26"/>
+        </w:rPr>
+        <w:t>II. ĐỒ DÙNG DẠY HỌC:</w:t>
+      </w:r>
+    </w:p>
+    <w:p>
+      <w:pPr>
+        <w:spacing w:line="276" w:lineRule="auto" w:after="60" w:before="0"/>
+        <w:ind w:firstLine="720"/>
+        <w:jc w:val="both"/>
+      </w:pPr>
+      <w:r>
+        <w:rPr>
+          <w:rFonts w:ascii="Times New Roman" w:hAnsi="Times New Roman" w:cs="Times New Roman" w:eastAsia="Times New Roman"/>
+          <w:b/>
+          <w:i w:val="0"/>
+          <w:sz w:val="26"/>
+        </w:rPr>
+        <w:t>1. Giáo viên:</w:t>
+      </w:r>
+    </w:p>
+    <w:p>
+      <w:pPr>
+        <w:spacing w:line="276" w:lineRule="auto" w:after="60" w:before="0"/>
+        <w:ind w:firstLine="0" w:left="850"/>
+        <w:jc w:val="both"/>
+      </w:pPr>
+      <w:r>
+        <w:rPr>
+          <w:rFonts w:ascii="Times New Roman" w:hAnsi="Times New Roman" w:cs="Times New Roman" w:eastAsia="Times New Roman"/>
+          <w:b w:val="0"/>
+          <w:i w:val="0"/>
+          <w:sz w:val="26"/>
+        </w:rPr>
+        <w:t>- Bộ Kit Robotics OLLO Initiate, máy tính giáo viên, máy chiếu bài giảng trực quan.</w:t>
+      </w:r>
+    </w:p>
+    <w:p>
+      <w:pPr>
+        <w:spacing w:line="276" w:lineRule="auto" w:after="60" w:before="0"/>
+        <w:ind w:firstLine="0" w:left="850"/>
+        <w:jc w:val="both"/>
+      </w:pPr>
+      <w:r>
+        <w:rPr>
+          <w:rFonts w:ascii="Times New Roman" w:hAnsi="Times New Roman" w:cs="Times New Roman" w:eastAsia="Times New Roman"/>
+          <w:b w:val="0"/>
+          <w:i w:val="0"/>
+          <w:sz w:val="26"/>
+        </w:rPr>
+        <w:t>- Phiếu học tập thực hành và mô hình robot mẫu cho bài Bài 18. Độ đàn hồi, lực đẩy của cung tên.</w:t>
+      </w:r>
+    </w:p>
+    <w:p>
+      <w:pPr>
+        <w:spacing w:line="276" w:lineRule="auto" w:after="60" w:before="0"/>
+        <w:ind w:firstLine="720"/>
+        <w:jc w:val="both"/>
+      </w:pPr>
+      <w:r>
+        <w:rPr>
+          <w:rFonts w:ascii="Times New Roman" w:hAnsi="Times New Roman" w:cs="Times New Roman" w:eastAsia="Times New Roman"/>
+          <w:b/>
+          <w:i w:val="0"/>
+          <w:sz w:val="26"/>
+        </w:rPr>
+        <w:t>2. Học sinh:</w:t>
+      </w:r>
+    </w:p>
+    <w:p>
+      <w:pPr>
+        <w:spacing w:line="276" w:lineRule="auto" w:after="60" w:before="0"/>
+        <w:ind w:firstLine="0" w:left="850"/>
+        <w:jc w:val="both"/>
+      </w:pPr>
+      <w:r>
+        <w:rPr>
+          <w:rFonts w:ascii="Times New Roman" w:hAnsi="Times New Roman" w:cs="Times New Roman" w:eastAsia="Times New Roman"/>
+          <w:b w:val="0"/>
+          <w:i w:val="0"/>
+          <w:sz w:val="26"/>
+        </w:rPr>
+        <w:t>- Bộ Kit Robotics OLLO Initiate theo nhóm, tài liệu hướng dẫn học tập.</w:t>
+      </w:r>
+    </w:p>
+    <w:p>
+      <w:pPr>
+        <w:spacing w:line="276" w:lineRule="auto" w:after="60" w:before="0"/>
+        <w:ind w:firstLine="0"/>
+        <w:jc w:val="both"/>
+      </w:pPr>
+      <w:r>
+        <w:rPr>
+          <w:rFonts w:ascii="Times New Roman" w:hAnsi="Times New Roman" w:cs="Times New Roman" w:eastAsia="Times New Roman"/>
+          <w:b/>
+          <w:i w:val="0"/>
+          <w:sz w:val="26"/>
+        </w:rPr>
+        <w:t>III. CÁC HOẠT ĐỘNG DẠY HỌC CHỦ YẾU:</w:t>
+      </w:r>
+    </w:p>
+    <w:p>
+      <w:pPr>
+        <w:spacing w:line="276" w:lineRule="auto" w:after="60" w:before="0"/>
+        <w:ind w:firstLine="720"/>
+        <w:jc w:val="both"/>
+      </w:pPr>
+      <w:r>
+        <w:rPr>
+          <w:rFonts w:ascii="Times New Roman" w:hAnsi="Times New Roman" w:cs="Times New Roman" w:eastAsia="Times New Roman"/>
+          <w:b/>
+          <w:i w:val="0"/>
+          <w:sz w:val="26"/>
+        </w:rPr>
+        <w:t>1. Hoạt động 1. Khởi động (5-7 phút)</w:t>
+      </w:r>
+    </w:p>
+    <w:p>
+      <w:pPr>
+        <w:spacing w:line="276" w:lineRule="auto" w:after="60" w:before="0"/>
+        <w:ind w:firstLine="720"/>
+        <w:jc w:val="both"/>
+      </w:pPr>
+      <w:r>
+        <w:rPr>
+          <w:rFonts w:ascii="Times New Roman" w:hAnsi="Times New Roman" w:cs="Times New Roman" w:eastAsia="Times New Roman"/>
+          <w:b/>
+          <w:i w:val="0"/>
+          <w:sz w:val="26"/>
+        </w:rPr>
+        <w:t xml:space="preserve">a) Mục tiêu: </w:t>
+      </w:r>
       <w:r>
         <w:rPr>
           <w:rFonts w:ascii="Times New Roman" w:hAnsi="Times New Roman" w:cs="Times New Roman" w:eastAsia="Times New Roman"/>
@@ -274,44 +667,62 @@
           <w:i/>
           <w:sz w:val="26"/>
         </w:rPr>
-        <w:t>- Sau bài học này em sẽ:</w:t>
-      </w:r>
-    </w:p>
-    <w:p>
-      <w:pPr>
-        <w:spacing w:line="288" w:lineRule="auto" w:after="60" w:before="0"/>
-        <w:ind w:firstLine="0" w:left="850"/>
-        <w:jc w:val="both"/>
-      </w:pPr>
+        <w:t>Tạo hứng thú và kết nối vào bài học Bài 18. Độ đàn hồi, lực đẩy của cung tên.</w:t>
+      </w:r>
+    </w:p>
+    <w:p>
+      <w:pPr>
+        <w:spacing w:line="276" w:lineRule="auto" w:after="60" w:before="0"/>
+        <w:ind w:firstLine="720"/>
+        <w:jc w:val="both"/>
+      </w:pPr>
+      <w:r>
+        <w:rPr>
+          <w:rFonts w:ascii="Times New Roman" w:hAnsi="Times New Roman" w:cs="Times New Roman" w:eastAsia="Times New Roman"/>
+          <w:b/>
+          <w:i w:val="0"/>
+          <w:sz w:val="26"/>
+        </w:rPr>
+        <w:t xml:space="preserve">b) Nội dung: </w:t>
+      </w:r>
       <w:r>
         <w:rPr>
           <w:rFonts w:ascii="Times New Roman" w:hAnsi="Times New Roman" w:cs="Times New Roman" w:eastAsia="Times New Roman"/>
           <w:b w:val="0"/>
-          <w:i w:val="0"/>
-          <w:sz w:val="26"/>
-        </w:rPr>
-        <w:t>+ Tìm hiểu lực đàn hồi và cơ cấu cung tên.</w:t>
-      </w:r>
-    </w:p>
-    <w:p>
-      <w:pPr>
-        <w:spacing w:line="288" w:lineRule="auto" w:after="60" w:before="0"/>
-        <w:ind w:firstLine="0" w:left="850"/>
-        <w:jc w:val="both"/>
-      </w:pPr>
+          <w:i/>
+          <w:sz w:val="26"/>
+        </w:rPr>
+        <w:t>Quan sát hình ảnh/video thực tế và thảo luận.</w:t>
+      </w:r>
+    </w:p>
+    <w:p>
+      <w:pPr>
+        <w:spacing w:line="276" w:lineRule="auto" w:after="60" w:before="0"/>
+        <w:ind w:firstLine="720"/>
+        <w:jc w:val="both"/>
+      </w:pPr>
+      <w:r>
+        <w:rPr>
+          <w:rFonts w:ascii="Times New Roman" w:hAnsi="Times New Roman" w:cs="Times New Roman" w:eastAsia="Times New Roman"/>
+          <w:b/>
+          <w:i w:val="0"/>
+          <w:sz w:val="26"/>
+        </w:rPr>
+        <w:t xml:space="preserve">c) Sản phẩm: </w:t>
+      </w:r>
       <w:r>
         <w:rPr>
           <w:rFonts w:ascii="Times New Roman" w:hAnsi="Times New Roman" w:cs="Times New Roman" w:eastAsia="Times New Roman"/>
           <w:b w:val="0"/>
-          <w:i w:val="0"/>
-          <w:sz w:val="26"/>
-        </w:rPr>
-        <w:t>+ Lắp robot bắn cung.</w:t>
-      </w:r>
-    </w:p>
-    <w:p>
-      <w:pPr>
-        <w:spacing w:line="319" w:lineRule="auto" w:after="60" w:before="0"/>
+          <w:i/>
+          <w:sz w:val="26"/>
+        </w:rPr>
+        <w:t>Câu trả lời của HS về chủ đề bài học.</w:t>
+      </w:r>
+    </w:p>
+    <w:p>
+      <w:pPr>
+        <w:spacing w:line="276" w:lineRule="auto" w:after="60" w:before="0"/>
         <w:ind w:firstLine="720"/>
         <w:jc w:val="both"/>
       </w:pPr>
@@ -322,334 +733,13 @@
           <w:i w:val="0"/>
           <w:sz w:val="26"/>
         </w:rPr>
-        <w:t>1. Phát triển phẩm chất</w:t>
-      </w:r>
-    </w:p>
-    <w:p>
-      <w:pPr>
-        <w:spacing w:line="288" w:lineRule="auto" w:after="60" w:before="0"/>
-        <w:ind w:firstLine="0" w:left="850"/>
-        <w:jc w:val="both"/>
-      </w:pPr>
-      <w:r>
-        <w:rPr>
-          <w:rFonts w:ascii="Times New Roman" w:hAnsi="Times New Roman" w:cs="Times New Roman" w:eastAsia="Times New Roman"/>
-          <w:b w:val="0"/>
-          <w:i w:val="0"/>
-          <w:sz w:val="26"/>
-        </w:rPr>
-        <w:t>- Chăm chỉ: Hăng hái tham gia hoạt động tìm hiểu linh kiện, kiên trì thực hiện thao tác lắp ráp robot. (Đạt được thông qua Hoạt động 2, Hoạt động 3)</w:t>
-      </w:r>
-    </w:p>
-    <w:p>
-      <w:pPr>
-        <w:spacing w:line="288" w:lineRule="auto" w:after="60" w:before="0"/>
-        <w:ind w:firstLine="0" w:left="850"/>
-        <w:jc w:val="both"/>
-      </w:pPr>
-      <w:r>
-        <w:rPr>
-          <w:rFonts w:ascii="Times New Roman" w:hAnsi="Times New Roman" w:cs="Times New Roman" w:eastAsia="Times New Roman"/>
-          <w:b w:val="0"/>
-          <w:i w:val="0"/>
-          <w:sz w:val="26"/>
-        </w:rPr>
-        <w:t>- Trách nhiệm: Giữ gìn cẩn thận các chi tiết trong bộ Kit Robotics, thu dọn phân loại gọn gàng thiết bị. (Đạt được thông qua Hoạt động 4)</w:t>
-      </w:r>
-    </w:p>
-    <w:p>
-      <w:pPr>
-        <w:spacing w:line="288" w:lineRule="auto" w:after="60" w:before="0"/>
-        <w:ind w:firstLine="0" w:left="850"/>
-        <w:jc w:val="both"/>
-      </w:pPr>
-      <w:r>
-        <w:rPr>
-          <w:rFonts w:ascii="Times New Roman" w:hAnsi="Times New Roman" w:cs="Times New Roman" w:eastAsia="Times New Roman"/>
-          <w:b w:val="0"/>
-          <w:i w:val="0"/>
-          <w:sz w:val="26"/>
-        </w:rPr>
-        <w:t>- Trung thực: Tự giác làm việc nhóm, tôn trọng kết quả thử nghiệm mô hình robot của bản thân và bạn bè. (Đạt được thông qua Hoạt động 3)</w:t>
-      </w:r>
-    </w:p>
-    <w:p>
-      <w:pPr>
-        <w:spacing w:line="319" w:lineRule="auto" w:after="60" w:before="0"/>
-        <w:ind w:firstLine="720"/>
-        <w:jc w:val="both"/>
-      </w:pPr>
-      <w:r>
-        <w:rPr>
-          <w:rFonts w:ascii="Times New Roman" w:hAnsi="Times New Roman" w:cs="Times New Roman" w:eastAsia="Times New Roman"/>
-          <w:b/>
-          <w:i w:val="0"/>
-          <w:sz w:val="26"/>
-        </w:rPr>
-        <w:t>2. Phát triển năng lực</w:t>
-      </w:r>
-    </w:p>
-    <w:p>
-      <w:pPr>
-        <w:spacing w:line="288" w:lineRule="auto" w:after="60" w:before="0"/>
-        <w:ind w:firstLine="709"/>
-        <w:jc w:val="both"/>
-      </w:pPr>
-      <w:r>
-        <w:rPr>
-          <w:rFonts w:ascii="Times New Roman" w:hAnsi="Times New Roman" w:cs="Times New Roman" w:eastAsia="Times New Roman"/>
-          <w:b/>
-          <w:i w:val="0"/>
-          <w:sz w:val="26"/>
-        </w:rPr>
-        <w:t>2.1. Năng lực đặc thù (Robotics):</w:t>
-      </w:r>
-    </w:p>
-    <w:p>
-      <w:pPr>
-        <w:spacing w:line="288" w:lineRule="auto" w:after="60" w:before="0"/>
-        <w:ind w:firstLine="0" w:left="850"/>
-        <w:jc w:val="both"/>
-      </w:pPr>
-      <w:r>
-        <w:rPr>
-          <w:rFonts w:ascii="Times New Roman" w:hAnsi="Times New Roman" w:cs="Times New Roman" w:eastAsia="Times New Roman"/>
-          <w:b w:val="0"/>
-          <w:i w:val="0"/>
-          <w:sz w:val="26"/>
-        </w:rPr>
-        <w:t>- NL4 (Đánh giá công nghệ): Quan sát, đo đạc thông số và đánh giá hiệu quả vận hành của mô hình robot Bài 18. Độ đàn hồi, lực đẩy của cung tên trong các điều kiện thử nghiệm khác nhau. (Đạt được thông qua Hoạt động 3, Hoạt động 4)</w:t>
-      </w:r>
-    </w:p>
-    <w:p>
-      <w:pPr>
-        <w:spacing w:line="288" w:lineRule="auto" w:after="60" w:before="0"/>
-        <w:ind w:firstLine="0" w:left="850"/>
-        <w:jc w:val="both"/>
-      </w:pPr>
-      <w:r>
-        <w:rPr>
-          <w:rFonts w:ascii="Times New Roman" w:hAnsi="Times New Roman" w:cs="Times New Roman" w:eastAsia="Times New Roman"/>
-          <w:b w:val="0"/>
-          <w:i w:val="0"/>
-          <w:sz w:val="26"/>
-        </w:rPr>
-        <w:t>- NL3 (Thiết kế kĩ thuật): Điều chỉnh kết cấu cơ khí và thông số điều khiển để tối ưu hóa khả năng hoạt động của robot. (Đạt được thông qua Hoạt động 3)</w:t>
-      </w:r>
-    </w:p>
-    <w:p>
-      <w:pPr>
-        <w:spacing w:line="288" w:lineRule="auto" w:after="60" w:before="0"/>
-        <w:ind w:firstLine="709"/>
-        <w:jc w:val="both"/>
-      </w:pPr>
-      <w:r>
-        <w:rPr>
-          <w:rFonts w:ascii="Times New Roman" w:hAnsi="Times New Roman" w:cs="Times New Roman" w:eastAsia="Times New Roman"/>
-          <w:b/>
-          <w:i w:val="0"/>
-          <w:sz w:val="26"/>
-        </w:rPr>
-        <w:t>2.2. Năng lực số (Thông tư 02/2025 – CV 3456):</w:t>
-      </w:r>
-    </w:p>
-    <w:p>
-      <w:pPr>
-        <w:spacing w:line="288" w:lineRule="auto" w:after="60" w:before="0"/>
-        <w:ind w:firstLine="0" w:left="850"/>
-        <w:jc w:val="both"/>
-      </w:pPr>
-      <w:r>
-        <w:rPr>
-          <w:rFonts w:ascii="Times New Roman" w:hAnsi="Times New Roman" w:cs="Times New Roman" w:eastAsia="Times New Roman"/>
-          <w:b w:val="0"/>
-          <w:i w:val="0"/>
-          <w:sz w:val="26"/>
-        </w:rPr>
-        <w:t>- Miền V. Giải quyết vấn đề (thành tố 5.3. Sử dụng sáng tạo công nghệ số – Bậc 1): Ứng dụng công nghệ và thiết bị thông minh để giải quyết nhiệm vụ mô hình Bài 18. Độ đàn hồi, lực đẩy của cung tên. (Đạt được thông qua Hoạt động 2, Hoạt động 3)</w:t>
-      </w:r>
-    </w:p>
-    <w:p>
-      <w:pPr>
-        <w:spacing w:line="288" w:lineRule="auto" w:after="60" w:before="0"/>
-        <w:ind w:firstLine="709"/>
-        <w:jc w:val="both"/>
-      </w:pPr>
-      <w:r>
-        <w:rPr>
-          <w:rFonts w:ascii="Times New Roman" w:hAnsi="Times New Roman" w:cs="Times New Roman" w:eastAsia="Times New Roman"/>
-          <w:b/>
-          <w:i w:val="0"/>
-          <w:sz w:val="26"/>
-        </w:rPr>
-        <w:t>2.3. Năng lực chung:</w:t>
-      </w:r>
-    </w:p>
-    <w:p>
-      <w:pPr>
-        <w:spacing w:line="288" w:lineRule="auto" w:after="60" w:before="0"/>
-        <w:ind w:firstLine="0" w:left="850"/>
-        <w:jc w:val="both"/>
-      </w:pPr>
-      <w:r>
-        <w:rPr>
-          <w:rFonts w:ascii="Times New Roman" w:hAnsi="Times New Roman" w:cs="Times New Roman" w:eastAsia="Times New Roman"/>
-          <w:b w:val="0"/>
-          <w:i w:val="0"/>
-          <w:sz w:val="26"/>
-        </w:rPr>
-        <w:t>- Tự chủ và tự học: Quan sát sơ đồ 2D/3D hướng dẫn lắp ráp, chủ động chuẩn bị đúng linh kiện. (Đạt được thông qua Hoạt động 2)</w:t>
-      </w:r>
-    </w:p>
-    <w:p>
-      <w:pPr>
-        <w:spacing w:line="288" w:lineRule="auto" w:after="60" w:before="0"/>
-        <w:ind w:firstLine="0" w:left="850"/>
-        <w:jc w:val="both"/>
-      </w:pPr>
-      <w:r>
-        <w:rPr>
-          <w:rFonts w:ascii="Times New Roman" w:hAnsi="Times New Roman" w:cs="Times New Roman" w:eastAsia="Times New Roman"/>
-          <w:b w:val="0"/>
-          <w:i w:val="0"/>
-          <w:sz w:val="26"/>
-        </w:rPr>
-        <w:t>- Giao tiếp và hợp tác: Phân công nhiệm vụ nhóm ăn ý khi thực hành lắp ráp và thử nghiệm sản phẩm. (Đạt được thông qua Hoạt động 3)</w:t>
-      </w:r>
-    </w:p>
-    <w:p>
-      <w:pPr>
-        <w:spacing w:line="288" w:lineRule="auto" w:after="60" w:before="0"/>
-        <w:ind w:firstLine="0" w:left="850"/>
-        <w:jc w:val="both"/>
-      </w:pPr>
-      <w:r>
-        <w:rPr>
-          <w:rFonts w:ascii="Times New Roman" w:hAnsi="Times New Roman" w:cs="Times New Roman" w:eastAsia="Times New Roman"/>
-          <w:b w:val="0"/>
-          <w:i w:val="0"/>
-          <w:sz w:val="26"/>
-        </w:rPr>
-        <w:t>- Giải quyết vấn đề và sáng tạo: Phát hiện và xử lý lỗi sai lắp ráp, đề xuất ý tưởng cải tiến mô hình. (Đạt được thông qua Hoạt động 3, Hoạt động 4)</w:t>
-      </w:r>
-    </w:p>
-    <w:p>
-      <w:pPr>
-        <w:spacing w:line="319" w:lineRule="auto" w:after="60" w:before="0"/>
-        <w:ind w:firstLine="0"/>
-        <w:jc w:val="both"/>
-      </w:pPr>
-      <w:r>
-        <w:rPr>
-          <w:rFonts w:ascii="Times New Roman" w:hAnsi="Times New Roman" w:cs="Times New Roman" w:eastAsia="Times New Roman"/>
-          <w:b/>
-          <w:i w:val="0"/>
-          <w:sz w:val="26"/>
-        </w:rPr>
-        <w:t>II. ĐỒ DÙNG DẠY HỌC :</w:t>
-      </w:r>
-    </w:p>
-    <w:p>
-      <w:pPr>
-        <w:spacing w:line="319" w:lineRule="auto" w:after="60" w:before="0"/>
-        <w:ind w:firstLine="720"/>
-        <w:jc w:val="both"/>
-      </w:pPr>
-      <w:r>
-        <w:rPr>
-          <w:rFonts w:ascii="Times New Roman" w:hAnsi="Times New Roman" w:cs="Times New Roman" w:eastAsia="Times New Roman"/>
-          <w:b w:val="0"/>
-          <w:i w:val="0"/>
-          <w:sz w:val="26"/>
-        </w:rPr>
-        <w:t>1. Giáo viên: Bộ Kit Robotics OLLO Initiate mẫu, máy tính GV, máy chiếu, bài trình chiếu slide hướng dẫn lắp ráp từng bước mô hình Bài 18. Độ đàn hồi, lực đẩy của cung tên, phiếu hướng dẫn thực hành.</w:t>
-      </w:r>
-    </w:p>
-    <w:p>
-      <w:pPr>
-        <w:spacing w:line="319" w:lineRule="auto" w:after="60" w:before="0"/>
-        <w:ind w:firstLine="720"/>
-        <w:jc w:val="both"/>
-      </w:pPr>
-      <w:r>
-        <w:rPr>
-          <w:rFonts w:ascii="Times New Roman" w:hAnsi="Times New Roman" w:cs="Times New Roman" w:eastAsia="Times New Roman"/>
-          <w:b w:val="0"/>
-          <w:i w:val="0"/>
-          <w:sz w:val="26"/>
-        </w:rPr>
-        <w:t>2. Học sinh: Bộ Kit Robotics OLLO Initiate theo nhóm, dụng cụ tháo chốt nhựa, vở ghi bài.</w:t>
-      </w:r>
-    </w:p>
-    <w:p>
-      <w:pPr>
-        <w:spacing w:line="319" w:lineRule="auto" w:after="60" w:before="0"/>
-        <w:ind w:firstLine="0"/>
-        <w:jc w:val="both"/>
-      </w:pPr>
-      <w:r>
-        <w:rPr>
-          <w:rFonts w:ascii="Times New Roman" w:hAnsi="Times New Roman" w:cs="Times New Roman" w:eastAsia="Times New Roman"/>
-          <w:b/>
-          <w:i w:val="0"/>
-          <w:sz w:val="26"/>
-        </w:rPr>
-        <w:t>III. PHƯƠNG PHÁP, KĨ THUẬT DẠY HỌC</w:t>
-      </w:r>
-    </w:p>
-    <w:p>
-      <w:pPr>
-        <w:spacing w:line="319" w:lineRule="auto" w:after="60" w:before="0"/>
-        <w:ind w:firstLine="720"/>
-        <w:jc w:val="both"/>
-      </w:pPr>
-      <w:r>
-        <w:rPr>
-          <w:rFonts w:ascii="Times New Roman" w:hAnsi="Times New Roman" w:cs="Times New Roman" w:eastAsia="Times New Roman"/>
-          <w:b w:val="0"/>
-          <w:i w:val="0"/>
-          <w:sz w:val="26"/>
-        </w:rPr>
-        <w:t>- Phương pháp dạy học: Trực quan mô hình, hướng dẫn thực hành step-by-step, làm việc nhóm, giải quyết vấn đề (STEM/STEAM).</w:t>
-      </w:r>
-    </w:p>
-    <w:p>
-      <w:pPr>
-        <w:spacing w:line="319" w:lineRule="auto" w:after="60" w:before="0"/>
-        <w:ind w:firstLine="720"/>
-        <w:jc w:val="both"/>
-      </w:pPr>
-      <w:r>
-        <w:rPr>
-          <w:rFonts w:ascii="Times New Roman" w:hAnsi="Times New Roman" w:cs="Times New Roman" w:eastAsia="Times New Roman"/>
-          <w:b w:val="0"/>
-          <w:i w:val="0"/>
-          <w:sz w:val="26"/>
-        </w:rPr>
-        <w:t>- Kĩ thuật dạy học: Think-Pair-Share, động não, giao nhiệm vụ phân tầng, trình bày 1 phút.</w:t>
-      </w:r>
-    </w:p>
-    <w:p>
-      <w:pPr>
-        <w:spacing w:line="319" w:lineRule="auto" w:after="60" w:before="0"/>
-        <w:ind w:firstLine="0"/>
-        <w:jc w:val="both"/>
-      </w:pPr>
-      <w:r>
-        <w:rPr>
-          <w:rFonts w:ascii="Times New Roman" w:hAnsi="Times New Roman" w:cs="Times New Roman" w:eastAsia="Times New Roman"/>
-          <w:b/>
-          <w:i w:val="0"/>
-          <w:sz w:val="26"/>
-        </w:rPr>
-        <w:t>IV. CÁC HOẠT ĐỘNG DẠY - HỌC CHỦ YẾU:</w:t>
+        <w:t>d) Tổ chức thực hiện:</w:t>
       </w:r>
     </w:p>
     <w:tbl>
       <w:tblPr>
         <w:tblW w:type="auto" w:w="0"/>
         <w:tblLook w:firstColumn="1" w:firstRow="1" w:lastColumn="0" w:lastRow="0" w:noHBand="0" w:noVBand="1" w:val="04A0"/>
-        <w:jc w:val="center"/>
         <w:tblBorders>
           <w:top w:val="single" w:sz="4" w:space="0" w:color="000000"/>
           <w:left w:val="single" w:sz="4" w:space="0" w:color="000000"/>
@@ -660,13 +750,13 @@
         </w:tblBorders>
       </w:tblPr>
       <w:tblGrid>
-        <w:gridCol w:w="4537"/>
-        <w:gridCol w:w="4537"/>
+        <w:gridCol w:w="4796"/>
+        <w:gridCol w:w="4796"/>
       </w:tblGrid>
       <w:tr>
         <w:tc>
           <w:tcPr>
-            <w:tcW w:type="dxa" w:w="4537"/>
+            <w:tcW w:type="dxa" w:w="5102"/>
             <w:tcMar>
               <w:top w:w="80" w:type="dxa"/>
               <w:bottom w:w="80" w:type="dxa"/>
@@ -676,7 +766,7 @@
           </w:tcPr>
           <w:p>
             <w:pPr>
-              <w:spacing w:line="319" w:lineRule="auto" w:after="40"/>
+              <w:spacing w:line="276" w:lineRule="auto" w:after="40"/>
               <w:jc w:val="center"/>
             </w:pPr>
             <w:r/>
@@ -693,7 +783,7 @@
         </w:tc>
         <w:tc>
           <w:tcPr>
-            <w:tcW w:type="dxa" w:w="4537"/>
+            <w:tcW w:type="dxa" w:w="3969"/>
             <w:tcMar>
               <w:top w:w="80" w:type="dxa"/>
               <w:bottom w:w="80" w:type="dxa"/>
@@ -703,7 +793,7 @@
           </w:tcPr>
           <w:p>
             <w:pPr>
-              <w:spacing w:line="319" w:lineRule="auto" w:after="40"/>
+              <w:spacing w:line="276" w:lineRule="auto" w:after="40"/>
               <w:jc w:val="center"/>
             </w:pPr>
             <w:r/>
@@ -722,8 +812,7 @@
       <w:tr>
         <w:tc>
           <w:tcPr>
-            <w:tcW w:type="dxa" w:w="4537"/>
-            <w:gridSpan w:val="2"/>
+            <w:tcW w:type="dxa" w:w="4796"/>
             <w:tcMar>
               <w:top w:w="80" w:type="dxa"/>
               <w:bottom w:w="80" w:type="dxa"/>
@@ -733,41 +822,69 @@
           </w:tcPr>
           <w:p>
             <w:pPr>
-              <w:spacing w:line="319" w:lineRule="auto" w:after="40"/>
+              <w:spacing w:line="276" w:lineRule="auto" w:after="40"/>
               <w:jc w:val="left"/>
             </w:pPr>
             <w:r/>
             <w:r>
               <w:rPr>
                 <w:rFonts w:ascii="Times New Roman" w:hAnsi="Times New Roman" w:cs="Times New Roman" w:eastAsia="Times New Roman"/>
-                <w:b/>
-                <w:i w:val="0"/>
-                <w:sz w:val="26"/>
-              </w:rPr>
-              <w:t>1. Hoạt động MỞ ĐẦU (5 phút)</w:t>
-            </w:r>
-          </w:p>
-          <w:p>
-            <w:pPr>
-              <w:spacing w:line="319" w:lineRule="auto" w:after="40"/>
+                <w:b w:val="0"/>
+                <w:i w:val="0"/>
+                <w:sz w:val="26"/>
+              </w:rPr>
+              <w:t>- GV trình chiếu clip/hình ảnh thực tế sinh động liên quan đến chủ đề.</w:t>
+            </w:r>
+          </w:p>
+          <w:p>
+            <w:pPr>
+              <w:spacing w:line="276" w:lineRule="auto" w:after="40"/>
               <w:jc w:val="left"/>
             </w:pPr>
             <w:r>
               <w:rPr>
                 <w:rFonts w:ascii="Times New Roman" w:hAnsi="Times New Roman" w:cs="Times New Roman" w:eastAsia="Times New Roman"/>
-                <w:b/>
-                <w:i w:val="0"/>
-                <w:sz w:val="26"/>
-              </w:rPr>
-              <w:t>*Mục tiêu: Kích hoạt hứng thú, tạo tình huống kết nối vào bài học Bài 18. Độ đàn hồi, lực đẩy của cung tên.</w:t>
+                <w:b w:val="0"/>
+                <w:i w:val="0"/>
+                <w:sz w:val="26"/>
+              </w:rPr>
+              <w:t>- Đặt câu hỏi dẫn dắt: "Em có biết bạn robot này giúp ích gì cho con người không?"</w:t>
+            </w:r>
+          </w:p>
+          <w:p>
+            <w:pPr>
+              <w:spacing w:line="276" w:lineRule="auto" w:after="40"/>
+              <w:jc w:val="left"/>
+            </w:pPr>
+            <w:r>
+              <w:rPr>
+                <w:rFonts w:ascii="Times New Roman" w:hAnsi="Times New Roman" w:cs="Times New Roman" w:eastAsia="Times New Roman"/>
+                <w:b w:val="0"/>
+                <w:i w:val="0"/>
+                <w:sz w:val="26"/>
+              </w:rPr>
+              <w:t>- HS chú ý quan sát, thảo luận cặp đôi và xung phong trả lời.</w:t>
+            </w:r>
+          </w:p>
+          <w:p>
+            <w:pPr>
+              <w:spacing w:line="276" w:lineRule="auto" w:after="40"/>
+              <w:jc w:val="left"/>
+            </w:pPr>
+            <w:r>
+              <w:rPr>
+                <w:rFonts w:ascii="Times New Roman" w:hAnsi="Times New Roman" w:cs="Times New Roman" w:eastAsia="Times New Roman"/>
+                <w:b w:val="0"/>
+                <w:i w:val="0"/>
+                <w:sz w:val="26"/>
+              </w:rPr>
+              <w:t>- GV nhận xét, tuyên dương và dẫn dắt vào bài mới.</w:t>
             </w:r>
           </w:p>
         </w:tc>
-      </w:tr>
-      <w:tr>
         <w:tc>
           <w:tcPr>
-            <w:tcW w:type="dxa" w:w="4537"/>
+            <w:tcW w:type="dxa" w:w="4796"/>
             <w:tcMar>
               <w:top w:w="80" w:type="dxa"/>
               <w:bottom w:w="80" w:type="dxa"/>
@@ -777,7 +894,7 @@
           </w:tcPr>
           <w:p>
             <w:pPr>
-              <w:spacing w:line="319" w:lineRule="auto" w:after="40"/>
+              <w:spacing w:line="276" w:lineRule="auto" w:after="40"/>
               <w:jc w:val="left"/>
             </w:pPr>
             <w:r/>
@@ -788,12 +905,12 @@
                 <w:i w:val="0"/>
                 <w:sz w:val="26"/>
               </w:rPr>
-              <w:t>GV: Chiếu video/hình ảnh liên quan đến Bài 18. Độ đàn hồi, lực đẩy của cung tên. Đặt câu hỏi gợi mở tình huống thực tế.</w:t>
-            </w:r>
-          </w:p>
-          <w:p>
-            <w:pPr>
-              <w:spacing w:line="319" w:lineRule="auto" w:after="40"/>
+              <w:t>HS hào hứng, tập trung vào bài học.</w:t>
+            </w:r>
+          </w:p>
+          <w:p>
+            <w:pPr>
+              <w:spacing w:line="276" w:lineRule="auto" w:after="40"/>
               <w:jc w:val="left"/>
             </w:pPr>
             <w:r>
@@ -803,73 +920,146 @@
                 <w:i w:val="0"/>
                 <w:sz w:val="26"/>
               </w:rPr>
-              <w:t>- Mời 2-3 HS phát biểu.</w:t>
-            </w:r>
-          </w:p>
-          <w:p>
-            <w:pPr>
-              <w:spacing w:line="319" w:lineRule="auto" w:after="40"/>
-              <w:jc w:val="left"/>
-            </w:pPr>
-            <w:r>
-              <w:rPr>
-                <w:rFonts w:ascii="Times New Roman" w:hAnsi="Times New Roman" w:cs="Times New Roman" w:eastAsia="Times New Roman"/>
-                <w:b w:val="0"/>
-                <w:i w:val="0"/>
-                <w:sz w:val="26"/>
-              </w:rPr>
-              <w:t>- Chốt kiến thức, dẫn dắt vào bài mới.</w:t>
-            </w:r>
-          </w:p>
-          <w:p>
-            <w:pPr>
-              <w:spacing w:line="319" w:lineRule="auto" w:after="40"/>
-              <w:jc w:val="left"/>
-            </w:pPr>
-            <w:r>
-              <w:rPr>
-                <w:rFonts w:ascii="Times New Roman" w:hAnsi="Times New Roman" w:cs="Times New Roman" w:eastAsia="Times New Roman"/>
-                <w:b w:val="0"/>
-                <w:i w:val="0"/>
-                <w:sz w:val="26"/>
-              </w:rPr>
-              <w:t>HS: Quan sát màn chiếu và suy nghĩ.</w:t>
-            </w:r>
-          </w:p>
-          <w:p>
-            <w:pPr>
-              <w:spacing w:line="319" w:lineRule="auto" w:after="40"/>
-              <w:jc w:val="left"/>
-            </w:pPr>
-            <w:r>
-              <w:rPr>
-                <w:rFonts w:ascii="Times New Roman" w:hAnsi="Times New Roman" w:cs="Times New Roman" w:eastAsia="Times New Roman"/>
-                <w:b w:val="0"/>
-                <w:i w:val="0"/>
-                <w:sz w:val="26"/>
-              </w:rPr>
-              <w:t>- Thảo luận nhanh với bạn bên cạnh.</w:t>
-            </w:r>
-          </w:p>
-          <w:p>
-            <w:pPr>
-              <w:spacing w:line="319" w:lineRule="auto" w:after="40"/>
-              <w:jc w:val="left"/>
-            </w:pPr>
-            <w:r>
-              <w:rPr>
-                <w:rFonts w:ascii="Times New Roman" w:hAnsi="Times New Roman" w:cs="Times New Roman" w:eastAsia="Times New Roman"/>
-                <w:b w:val="0"/>
-                <w:i w:val="0"/>
-                <w:sz w:val="26"/>
-              </w:rPr>
-              <w:t>- Hăng hái giơ tay trả lời, mở bộ Kit chuẩn bị.</w:t>
+              <w:t>Nhận diện được chủ đề bài học.</w:t>
             </w:r>
           </w:p>
         </w:tc>
+      </w:tr>
+    </w:tbl>
+    <w:p>
+      <w:pPr>
+        <w:spacing w:line="276" w:lineRule="auto" w:after="60" w:before="0"/>
+        <w:jc w:val="both"/>
+      </w:pPr>
+    </w:p>
+    <w:p>
+      <w:pPr>
+        <w:spacing w:line="276" w:lineRule="auto" w:after="60" w:before="0"/>
+        <w:ind w:firstLine="720"/>
+        <w:jc w:val="both"/>
+      </w:pPr>
+      <w:r>
+        <w:rPr>
+          <w:rFonts w:ascii="Times New Roman" w:hAnsi="Times New Roman" w:cs="Times New Roman" w:eastAsia="Times New Roman"/>
+          <w:b/>
+          <w:i w:val="0"/>
+          <w:sz w:val="26"/>
+        </w:rPr>
+        <w:t>2. Hoạt động 2. Khám phá (12-15 phút)</w:t>
+      </w:r>
+    </w:p>
+    <w:p>
+      <w:pPr>
+        <w:spacing w:line="276" w:lineRule="auto" w:after="60" w:before="0"/>
+        <w:ind w:firstLine="720"/>
+        <w:jc w:val="both"/>
+      </w:pPr>
+      <w:r>
+        <w:rPr>
+          <w:rFonts w:ascii="Times New Roman" w:hAnsi="Times New Roman" w:cs="Times New Roman" w:eastAsia="Times New Roman"/>
+          <w:b/>
+          <w:i w:val="0"/>
+          <w:sz w:val="26"/>
+        </w:rPr>
+        <w:t xml:space="preserve">a) Mục tiêu: </w:t>
+      </w:r>
+      <w:r>
+        <w:rPr>
+          <w:rFonts w:ascii="Times New Roman" w:hAnsi="Times New Roman" w:cs="Times New Roman" w:eastAsia="Times New Roman"/>
+          <w:b w:val="0"/>
+          <w:i/>
+          <w:sz w:val="26"/>
+        </w:rPr>
+        <w:t>Tìm hiểu cấu tạo và danh mục linh kiện cần dùng cho Bài 18. Độ đàn hồi, lực đẩy của cung tên.</w:t>
+      </w:r>
+    </w:p>
+    <w:p>
+      <w:pPr>
+        <w:spacing w:line="276" w:lineRule="auto" w:after="60" w:before="0"/>
+        <w:ind w:firstLine="720"/>
+        <w:jc w:val="both"/>
+      </w:pPr>
+      <w:r>
+        <w:rPr>
+          <w:rFonts w:ascii="Times New Roman" w:hAnsi="Times New Roman" w:cs="Times New Roman" w:eastAsia="Times New Roman"/>
+          <w:b/>
+          <w:i w:val="0"/>
+          <w:sz w:val="26"/>
+        </w:rPr>
+        <w:t xml:space="preserve">b) Nội dung: </w:t>
+      </w:r>
+      <w:r>
+        <w:rPr>
+          <w:rFonts w:ascii="Times New Roman" w:hAnsi="Times New Roman" w:cs="Times New Roman" w:eastAsia="Times New Roman"/>
+          <w:b w:val="0"/>
+          <w:i/>
+          <w:sz w:val="26"/>
+        </w:rPr>
+        <w:t>Tìm hiểu các chi tiết khung, chốt nối, động cơ và bánh xe.</w:t>
+      </w:r>
+    </w:p>
+    <w:p>
+      <w:pPr>
+        <w:spacing w:line="276" w:lineRule="auto" w:after="60" w:before="0"/>
+        <w:ind w:firstLine="720"/>
+        <w:jc w:val="both"/>
+      </w:pPr>
+      <w:r>
+        <w:rPr>
+          <w:rFonts w:ascii="Times New Roman" w:hAnsi="Times New Roman" w:cs="Times New Roman" w:eastAsia="Times New Roman"/>
+          <w:b/>
+          <w:i w:val="0"/>
+          <w:sz w:val="26"/>
+        </w:rPr>
+        <w:t xml:space="preserve">c) Sản phẩm: </w:t>
+      </w:r>
+      <w:r>
+        <w:rPr>
+          <w:rFonts w:ascii="Times New Roman" w:hAnsi="Times New Roman" w:cs="Times New Roman" w:eastAsia="Times New Roman"/>
+          <w:b w:val="0"/>
+          <w:i/>
+          <w:sz w:val="26"/>
+        </w:rPr>
+        <w:t>Khay linh kiện đầy đủ, sắp xếp ngăn nắp theo hướng dẫn.</w:t>
+      </w:r>
+    </w:p>
+    <w:p>
+      <w:pPr>
+        <w:spacing w:line="276" w:lineRule="auto" w:after="60" w:before="0"/>
+        <w:ind w:firstLine="720"/>
+        <w:jc w:val="both"/>
+      </w:pPr>
+      <w:r>
+        <w:rPr>
+          <w:rFonts w:ascii="Times New Roman" w:hAnsi="Times New Roman" w:cs="Times New Roman" w:eastAsia="Times New Roman"/>
+          <w:b/>
+          <w:i w:val="0"/>
+          <w:sz w:val="26"/>
+        </w:rPr>
+        <w:t>d) Tổ chức thực hiện:</w:t>
+      </w:r>
+    </w:p>
+    <w:tbl>
+      <w:tblPr>
+        <w:tblW w:type="auto" w:w="0"/>
+        <w:tblLook w:firstColumn="1" w:firstRow="1" w:lastColumn="0" w:lastRow="0" w:noHBand="0" w:noVBand="1" w:val="04A0"/>
+        <w:tblBorders>
+          <w:top w:val="single" w:sz="4" w:space="0" w:color="000000"/>
+          <w:left w:val="single" w:sz="4" w:space="0" w:color="000000"/>
+          <w:bottom w:val="single" w:sz="4" w:space="0" w:color="000000"/>
+          <w:right w:val="single" w:sz="4" w:space="0" w:color="000000"/>
+          <w:insideH w:val="single" w:sz="4" w:space="0" w:color="000000"/>
+          <w:insideV w:val="single" w:sz="4" w:space="0" w:color="000000"/>
+        </w:tblBorders>
+      </w:tblPr>
+      <w:tblGrid>
+        <w:gridCol w:w="4796"/>
+        <w:gridCol w:w="4796"/>
+      </w:tblGrid>
+      <w:tr>
         <w:tc>
           <w:tcPr>
-            <w:tcW w:type="dxa" w:w="4537"/>
+            <w:tcW w:type="dxa" w:w="5102"/>
             <w:tcMar>
               <w:top w:w="80" w:type="dxa"/>
               <w:bottom w:w="80" w:type="dxa"/>
@@ -879,42 +1069,24 @@
           </w:tcPr>
           <w:p>
             <w:pPr>
-              <w:spacing w:line="319" w:lineRule="auto" w:after="40"/>
-              <w:jc w:val="left"/>
+              <w:spacing w:line="276" w:lineRule="auto" w:after="40"/>
+              <w:jc w:val="center"/>
             </w:pPr>
             <w:r/>
             <w:r>
               <w:rPr>
                 <w:rFonts w:ascii="Times New Roman" w:hAnsi="Times New Roman" w:cs="Times New Roman" w:eastAsia="Times New Roman"/>
-                <w:b w:val="0"/>
-                <w:i w:val="0"/>
-                <w:sz w:val="26"/>
-              </w:rPr>
-              <w:t>HS nhận diện được vấn đề kỹ thuật của bài học.</w:t>
-            </w:r>
-          </w:p>
-          <w:p>
-            <w:pPr>
-              <w:spacing w:line="319" w:lineRule="auto" w:after="40"/>
-              <w:jc w:val="left"/>
-            </w:pPr>
-            <w:r>
-              <w:rPr>
-                <w:rFonts w:ascii="Times New Roman" w:hAnsi="Times New Roman" w:cs="Times New Roman" w:eastAsia="Times New Roman"/>
-                <w:b w:val="0"/>
-                <w:i w:val="0"/>
-                <w:sz w:val="26"/>
-              </w:rPr>
-              <w:t>HS hứng thú, sẵn sàng bước vào hoạt động chính.</w:t>
+                <w:b/>
+                <w:i w:val="0"/>
+                <w:sz w:val="26"/>
+              </w:rPr>
+              <w:t>HOẠT ĐỘNG CỦA GV – HS</w:t>
             </w:r>
           </w:p>
         </w:tc>
-      </w:tr>
-      <w:tr>
         <w:tc>
           <w:tcPr>
-            <w:tcW w:type="dxa" w:w="4537"/>
-            <w:gridSpan w:val="2"/>
+            <w:tcW w:type="dxa" w:w="3969"/>
             <w:tcMar>
               <w:top w:w="80" w:type="dxa"/>
               <w:bottom w:w="80" w:type="dxa"/>
@@ -924,8 +1096,8 @@
           </w:tcPr>
           <w:p>
             <w:pPr>
-              <w:spacing w:line="319" w:lineRule="auto" w:after="40"/>
-              <w:jc w:val="left"/>
+              <w:spacing w:line="276" w:lineRule="auto" w:after="40"/>
+              <w:jc w:val="center"/>
             </w:pPr>
             <w:r/>
             <w:r>
@@ -935,22 +1107,7 @@
                 <w:i w:val="0"/>
                 <w:sz w:val="26"/>
               </w:rPr>
-              <w:t>2. HOẠT ĐỘNG HÌNH THÀNH KIẾN THỨC MỚI (15 phút)</w:t>
-            </w:r>
-          </w:p>
-          <w:p>
-            <w:pPr>
-              <w:spacing w:line="319" w:lineRule="auto" w:after="40"/>
-              <w:jc w:val="left"/>
-            </w:pPr>
-            <w:r>
-              <w:rPr>
-                <w:rFonts w:ascii="Times New Roman" w:hAnsi="Times New Roman" w:cs="Times New Roman" w:eastAsia="Times New Roman"/>
-                <w:b/>
-                <w:i w:val="0"/>
-                <w:sz w:val="26"/>
-              </w:rPr>
-              <w:t>*Mục tiêu: Tìm hiểu linh kiện và nguyên lý cơ khí của Bài 18. Độ đàn hồi, lực đẩy của cung tên.</w:t>
+              <w:t>KẾT QUẢ CẦN ĐẠT</w:t>
             </w:r>
           </w:p>
         </w:tc>
@@ -958,7 +1115,7 @@
       <w:tr>
         <w:tc>
           <w:tcPr>
-            <w:tcW w:type="dxa" w:w="4537"/>
+            <w:tcW w:type="dxa" w:w="4796"/>
             <w:tcMar>
               <w:top w:w="80" w:type="dxa"/>
               <w:bottom w:w="80" w:type="dxa"/>
@@ -968,7 +1125,7 @@
           </w:tcPr>
           <w:p>
             <w:pPr>
-              <w:spacing w:line="319" w:lineRule="auto" w:after="40"/>
+              <w:spacing w:line="276" w:lineRule="auto" w:after="40"/>
               <w:jc w:val="left"/>
             </w:pPr>
             <w:r/>
@@ -979,12 +1136,12 @@
                 <w:i w:val="0"/>
                 <w:sz w:val="26"/>
               </w:rPr>
-              <w:t>GV: Giới thiệu linh kiện cần dùng và phân tích sơ đồ lắp ráp Bài 18. Độ đàn hồi, lực đẩy của cung tên.</w:t>
-            </w:r>
-          </w:p>
-          <w:p>
-            <w:pPr>
-              <w:spacing w:line="319" w:lineRule="auto" w:after="40"/>
+              <w:t>- GV phát phiếu hướng dẫn và giới thiệu từng loại linh kiện chính.</w:t>
+            </w:r>
+          </w:p>
+          <w:p>
+            <w:pPr>
+              <w:spacing w:line="276" w:lineRule="auto" w:after="40"/>
               <w:jc w:val="left"/>
             </w:pPr>
             <w:r>
@@ -994,12 +1151,12 @@
                 <w:i w:val="0"/>
                 <w:sz w:val="26"/>
               </w:rPr>
-              <w:t>- Hướng dẫn HS quan sát cách ghép chốt và khớp nối.</w:t>
-            </w:r>
-          </w:p>
-          <w:p>
-            <w:pPr>
-              <w:spacing w:line="319" w:lineRule="auto" w:after="40"/>
+              <w:t>- Hướng dẫn HS cách chọn đúng chốt nối và cách phân biệt các khớp xoay.</w:t>
+            </w:r>
+          </w:p>
+          <w:p>
+            <w:pPr>
+              <w:spacing w:line="276" w:lineRule="auto" w:after="40"/>
               <w:jc w:val="left"/>
             </w:pPr>
             <w:r>
@@ -1009,12 +1166,12 @@
                 <w:i w:val="0"/>
                 <w:sz w:val="26"/>
               </w:rPr>
-              <w:t>- Kiểm tra khay linh kiện từng nhóm.</w:t>
-            </w:r>
-          </w:p>
-          <w:p>
-            <w:pPr>
-              <w:spacing w:line="319" w:lineRule="auto" w:after="40"/>
+              <w:t>- HS làm việc nhóm, chọn đúng các chi tiết cần thiết ra khay chứa.</w:t>
+            </w:r>
+          </w:p>
+          <w:p>
+            <w:pPr>
+              <w:spacing w:line="276" w:lineRule="auto" w:after="40"/>
               <w:jc w:val="left"/>
             </w:pPr>
             <w:r>
@@ -1024,43 +1181,13 @@
                 <w:i w:val="0"/>
                 <w:sz w:val="26"/>
               </w:rPr>
-              <w:t>HS: Theo dõi slide hướng dẫn.</w:t>
-            </w:r>
-          </w:p>
-          <w:p>
-            <w:pPr>
-              <w:spacing w:line="319" w:lineRule="auto" w:after="40"/>
-              <w:jc w:val="left"/>
-            </w:pPr>
-            <w:r>
-              <w:rPr>
-                <w:rFonts w:ascii="Times New Roman" w:hAnsi="Times New Roman" w:cs="Times New Roman" w:eastAsia="Times New Roman"/>
-                <w:b w:val="0"/>
-                <w:i w:val="0"/>
-                <w:sz w:val="26"/>
-              </w:rPr>
-              <w:t>- Nhặt đúng và đủ số lượng linh kiện ra khay chứa.</w:t>
-            </w:r>
-          </w:p>
-          <w:p>
-            <w:pPr>
-              <w:spacing w:line="319" w:lineRule="auto" w:after="40"/>
-              <w:jc w:val="left"/>
-            </w:pPr>
-            <w:r>
-              <w:rPr>
-                <w:rFonts w:ascii="Times New Roman" w:hAnsi="Times New Roman" w:cs="Times New Roman" w:eastAsia="Times New Roman"/>
-                <w:b w:val="0"/>
-                <w:i w:val="0"/>
-                <w:sz w:val="26"/>
-              </w:rPr>
-              <w:t>- Ghi nhớ thứ tự các bước ghép linh kiện.</w:t>
+              <w:t>- GV đi từng bàn kiểm tra, hỗ trợ nhóm còn lúng túng.</w:t>
             </w:r>
           </w:p>
         </w:tc>
         <w:tc>
           <w:tcPr>
-            <w:tcW w:type="dxa" w:w="4537"/>
+            <w:tcW w:type="dxa" w:w="4796"/>
             <w:tcMar>
               <w:top w:w="80" w:type="dxa"/>
               <w:bottom w:w="80" w:type="dxa"/>
@@ -1070,7 +1197,7 @@
           </w:tcPr>
           <w:p>
             <w:pPr>
-              <w:spacing w:line="319" w:lineRule="auto" w:after="40"/>
+              <w:spacing w:line="276" w:lineRule="auto" w:after="40"/>
               <w:jc w:val="left"/>
             </w:pPr>
             <w:r/>
@@ -1081,12 +1208,12 @@
                 <w:i w:val="0"/>
                 <w:sz w:val="26"/>
               </w:rPr>
-              <w:t>HS nhận biết chính xác tên gọi, vị trí các linh kiện.</w:t>
-            </w:r>
-          </w:p>
-          <w:p>
-            <w:pPr>
-              <w:spacing w:line="319" w:lineRule="auto" w:after="40"/>
+              <w:t>HS gọi đúng tên các linh kiện cơ bản.</w:t>
+            </w:r>
+          </w:p>
+          <w:p>
+            <w:pPr>
+              <w:spacing w:line="276" w:lineRule="auto" w:after="40"/>
               <w:jc w:val="left"/>
             </w:pPr>
             <w:r>
@@ -1096,16 +1223,146 @@
                 <w:i w:val="0"/>
                 <w:sz w:val="26"/>
               </w:rPr>
-              <w:t>HS nắm vững quy trình các bước lắp ráp.</w:t>
+              <w:t>Chuẩn bị đầy đủ linh kiện lắp ráp.</w:t>
             </w:r>
           </w:p>
         </w:tc>
       </w:tr>
+    </w:tbl>
+    <w:p>
+      <w:pPr>
+        <w:spacing w:line="276" w:lineRule="auto" w:after="60" w:before="0"/>
+        <w:jc w:val="both"/>
+      </w:pPr>
+    </w:p>
+    <w:p>
+      <w:pPr>
+        <w:spacing w:line="276" w:lineRule="auto" w:after="60" w:before="0"/>
+        <w:ind w:firstLine="720"/>
+        <w:jc w:val="both"/>
+      </w:pPr>
+      <w:r>
+        <w:rPr>
+          <w:rFonts w:ascii="Times New Roman" w:hAnsi="Times New Roman" w:cs="Times New Roman" w:eastAsia="Times New Roman"/>
+          <w:b/>
+          <w:i w:val="0"/>
+          <w:sz w:val="26"/>
+        </w:rPr>
+        <w:t>3. Hoạt động 3. Luyện tập – Thực hành (12-15 phút)</w:t>
+      </w:r>
+    </w:p>
+    <w:p>
+      <w:pPr>
+        <w:spacing w:line="276" w:lineRule="auto" w:after="60" w:before="0"/>
+        <w:ind w:firstLine="720"/>
+        <w:jc w:val="both"/>
+      </w:pPr>
+      <w:r>
+        <w:rPr>
+          <w:rFonts w:ascii="Times New Roman" w:hAnsi="Times New Roman" w:cs="Times New Roman" w:eastAsia="Times New Roman"/>
+          <w:b/>
+          <w:i w:val="0"/>
+          <w:sz w:val="26"/>
+        </w:rPr>
+        <w:t xml:space="preserve">a) Mục tiêu: </w:t>
+      </w:r>
+      <w:r>
+        <w:rPr>
+          <w:rFonts w:ascii="Times New Roman" w:hAnsi="Times New Roman" w:cs="Times New Roman" w:eastAsia="Times New Roman"/>
+          <w:b w:val="0"/>
+          <w:i/>
+          <w:sz w:val="26"/>
+        </w:rPr>
+        <w:t>Lắp ráp và vận hành mô hình Bài 18. Độ đàn hồi, lực đẩy của cung tên theo đúng quy trình.</w:t>
+      </w:r>
+    </w:p>
+    <w:p>
+      <w:pPr>
+        <w:spacing w:line="276" w:lineRule="auto" w:after="60" w:before="0"/>
+        <w:ind w:firstLine="720"/>
+        <w:jc w:val="both"/>
+      </w:pPr>
+      <w:r>
+        <w:rPr>
+          <w:rFonts w:ascii="Times New Roman" w:hAnsi="Times New Roman" w:cs="Times New Roman" w:eastAsia="Times New Roman"/>
+          <w:b/>
+          <w:i w:val="0"/>
+          <w:sz w:val="26"/>
+        </w:rPr>
+        <w:t xml:space="preserve">b) Nội dung: </w:t>
+      </w:r>
+      <w:r>
+        <w:rPr>
+          <w:rFonts w:ascii="Times New Roman" w:hAnsi="Times New Roman" w:cs="Times New Roman" w:eastAsia="Times New Roman"/>
+          <w:b w:val="0"/>
+          <w:i/>
+          <w:sz w:val="26"/>
+        </w:rPr>
+        <w:t>Tiến hành lắp ghép mô hình robot theo các bước hướng dẫn.</w:t>
+      </w:r>
+    </w:p>
+    <w:p>
+      <w:pPr>
+        <w:spacing w:line="276" w:lineRule="auto" w:after="60" w:before="0"/>
+        <w:ind w:firstLine="720"/>
+        <w:jc w:val="both"/>
+      </w:pPr>
+      <w:r>
+        <w:rPr>
+          <w:rFonts w:ascii="Times New Roman" w:hAnsi="Times New Roman" w:cs="Times New Roman" w:eastAsia="Times New Roman"/>
+          <w:b/>
+          <w:i w:val="0"/>
+          <w:sz w:val="26"/>
+        </w:rPr>
+        <w:t xml:space="preserve">c) Sản phẩm: </w:t>
+      </w:r>
+      <w:r>
+        <w:rPr>
+          <w:rFonts w:ascii="Times New Roman" w:hAnsi="Times New Roman" w:cs="Times New Roman" w:eastAsia="Times New Roman"/>
+          <w:b w:val="0"/>
+          <w:i/>
+          <w:sz w:val="26"/>
+        </w:rPr>
+        <w:t>Mô hình robot Bài 18. Độ đàn hồi, lực đẩy của cung tên hoàn thiện, hoạt động đúng yêu cầu.</w:t>
+      </w:r>
+    </w:p>
+    <w:p>
+      <w:pPr>
+        <w:spacing w:line="276" w:lineRule="auto" w:after="60" w:before="0"/>
+        <w:ind w:firstLine="720"/>
+        <w:jc w:val="both"/>
+      </w:pPr>
+      <w:r>
+        <w:rPr>
+          <w:rFonts w:ascii="Times New Roman" w:hAnsi="Times New Roman" w:cs="Times New Roman" w:eastAsia="Times New Roman"/>
+          <w:b/>
+          <w:i w:val="0"/>
+          <w:sz w:val="26"/>
+        </w:rPr>
+        <w:t>d) Tổ chức thực hiện:</w:t>
+      </w:r>
+    </w:p>
+    <w:tbl>
+      <w:tblPr>
+        <w:tblW w:type="auto" w:w="0"/>
+        <w:tblLook w:firstColumn="1" w:firstRow="1" w:lastColumn="0" w:lastRow="0" w:noHBand="0" w:noVBand="1" w:val="04A0"/>
+        <w:tblBorders>
+          <w:top w:val="single" w:sz="4" w:space="0" w:color="000000"/>
+          <w:left w:val="single" w:sz="4" w:space="0" w:color="000000"/>
+          <w:bottom w:val="single" w:sz="4" w:space="0" w:color="000000"/>
+          <w:right w:val="single" w:sz="4" w:space="0" w:color="000000"/>
+          <w:insideH w:val="single" w:sz="4" w:space="0" w:color="000000"/>
+          <w:insideV w:val="single" w:sz="4" w:space="0" w:color="000000"/>
+        </w:tblBorders>
+      </w:tblPr>
+      <w:tblGrid>
+        <w:gridCol w:w="4796"/>
+        <w:gridCol w:w="4796"/>
+      </w:tblGrid>
       <w:tr>
         <w:tc>
           <w:tcPr>
-            <w:tcW w:type="dxa" w:w="4537"/>
-            <w:gridSpan w:val="2"/>
+            <w:tcW w:type="dxa" w:w="5102"/>
             <w:tcMar>
               <w:top w:w="80" w:type="dxa"/>
               <w:bottom w:w="80" w:type="dxa"/>
@@ -1115,8 +1372,8 @@
           </w:tcPr>
           <w:p>
             <w:pPr>
-              <w:spacing w:line="319" w:lineRule="auto" w:after="40"/>
-              <w:jc w:val="left"/>
+              <w:spacing w:line="276" w:lineRule="auto" w:after="40"/>
+              <w:jc w:val="center"/>
             </w:pPr>
             <w:r/>
             <w:r>
@@ -1126,30 +1383,13 @@
                 <w:i w:val="0"/>
                 <w:sz w:val="26"/>
               </w:rPr>
-              <w:t>3. HĐ LUYỆN TẬP-THỰC HÀNH (10 phút)</w:t>
-            </w:r>
-          </w:p>
-          <w:p>
-            <w:pPr>
-              <w:spacing w:line="319" w:lineRule="auto" w:after="40"/>
-              <w:jc w:val="left"/>
-            </w:pPr>
-            <w:r>
-              <w:rPr>
-                <w:rFonts w:ascii="Times New Roman" w:hAnsi="Times New Roman" w:cs="Times New Roman" w:eastAsia="Times New Roman"/>
-                <w:b/>
-                <w:i w:val="0"/>
-                <w:sz w:val="26"/>
-              </w:rPr>
-              <w:t>*Mục tiêu: Tiến hành lắp ráp và vận hành chạy thử robot Bài 18. Độ đàn hồi, lực đẩy của cung tên.</w:t>
+              <w:t>HOẠT ĐỘNG CỦA GV – HS</w:t>
             </w:r>
           </w:p>
         </w:tc>
-      </w:tr>
-      <w:tr>
         <w:tc>
           <w:tcPr>
-            <w:tcW w:type="dxa" w:w="4537"/>
+            <w:tcW w:type="dxa" w:w="3969"/>
             <w:tcMar>
               <w:top w:w="80" w:type="dxa"/>
               <w:bottom w:w="80" w:type="dxa"/>
@@ -1159,99 +1399,26 @@
           </w:tcPr>
           <w:p>
             <w:pPr>
-              <w:spacing w:line="319" w:lineRule="auto" w:after="40"/>
-              <w:jc w:val="left"/>
+              <w:spacing w:line="276" w:lineRule="auto" w:after="40"/>
+              <w:jc w:val="center"/>
             </w:pPr>
             <w:r/>
             <w:r>
               <w:rPr>
                 <w:rFonts w:ascii="Times New Roman" w:hAnsi="Times New Roman" w:cs="Times New Roman" w:eastAsia="Times New Roman"/>
-                <w:b w:val="0"/>
-                <w:i w:val="0"/>
-                <w:sz w:val="26"/>
-              </w:rPr>
-              <w:t>GV: Giao nhiệm vụ cho các nhóm thực hành lắp ráp robot Bài 18. Độ đàn hồi, lực đẩy của cung tên.</w:t>
-            </w:r>
-          </w:p>
-          <w:p>
-            <w:pPr>
-              <w:spacing w:line="319" w:lineRule="auto" w:after="40"/>
-              <w:jc w:val="left"/>
-            </w:pPr>
-            <w:r>
-              <w:rPr>
-                <w:rFonts w:ascii="Times New Roman" w:hAnsi="Times New Roman" w:cs="Times New Roman" w:eastAsia="Times New Roman"/>
-                <w:b w:val="0"/>
-                <w:i w:val="0"/>
-                <w:sz w:val="26"/>
-              </w:rPr>
-              <w:t>- Quan sát, hỗ trợ nhóm gặp khó khăn, nhắc an toàn.</w:t>
-            </w:r>
-          </w:p>
-          <w:p>
-            <w:pPr>
-              <w:spacing w:line="319" w:lineRule="auto" w:after="40"/>
-              <w:jc w:val="left"/>
-            </w:pPr>
-            <w:r>
-              <w:rPr>
-                <w:rFonts w:ascii="Times New Roman" w:hAnsi="Times New Roman" w:cs="Times New Roman" w:eastAsia="Times New Roman"/>
-                <w:b w:val="0"/>
-                <w:i w:val="0"/>
-                <w:sz w:val="26"/>
-              </w:rPr>
-              <w:t>- Cho các nhóm bật nguồn vận hành chạy thử.</w:t>
-            </w:r>
-          </w:p>
-          <w:p>
-            <w:pPr>
-              <w:spacing w:line="319" w:lineRule="auto" w:after="40"/>
-              <w:jc w:val="left"/>
-            </w:pPr>
-            <w:r>
-              <w:rPr>
-                <w:rFonts w:ascii="Times New Roman" w:hAnsi="Times New Roman" w:cs="Times New Roman" w:eastAsia="Times New Roman"/>
-                <w:b w:val="0"/>
-                <w:i w:val="0"/>
-                <w:sz w:val="26"/>
-              </w:rPr>
-              <w:t>HS: Phân công nhiệm vụ trong nhóm (lấy chốt, giữ khung, lắp chi tiết).</w:t>
-            </w:r>
-          </w:p>
-          <w:p>
-            <w:pPr>
-              <w:spacing w:line="319" w:lineRule="auto" w:after="40"/>
-              <w:jc w:val="left"/>
-            </w:pPr>
-            <w:r>
-              <w:rPr>
-                <w:rFonts w:ascii="Times New Roman" w:hAnsi="Times New Roman" w:cs="Times New Roman" w:eastAsia="Times New Roman"/>
-                <w:b w:val="0"/>
-                <w:i w:val="0"/>
-                <w:sz w:val="26"/>
-              </w:rPr>
-              <w:t>- Tiến hành lắp ráp cẩn thận theo sơ đồ.</w:t>
-            </w:r>
-          </w:p>
-          <w:p>
-            <w:pPr>
-              <w:spacing w:line="319" w:lineRule="auto" w:after="40"/>
-              <w:jc w:val="left"/>
-            </w:pPr>
-            <w:r>
-              <w:rPr>
-                <w:rFonts w:ascii="Times New Roman" w:hAnsi="Times New Roman" w:cs="Times New Roman" w:eastAsia="Times New Roman"/>
-                <w:b w:val="0"/>
-                <w:i w:val="0"/>
-                <w:sz w:val="26"/>
-              </w:rPr>
-              <w:t>- Đặt robot thử nghiệm, quan sát chuyển động và tinh chỉnh.</w:t>
+                <w:b/>
+                <w:i w:val="0"/>
+                <w:sz w:val="26"/>
+              </w:rPr>
+              <w:t>KẾT QUẢ CẦN ĐẠT</w:t>
             </w:r>
           </w:p>
         </w:tc>
+      </w:tr>
+      <w:tr>
         <w:tc>
           <w:tcPr>
-            <w:tcW w:type="dxa" w:w="4537"/>
+            <w:tcW w:type="dxa" w:w="4796"/>
             <w:tcMar>
               <w:top w:w="80" w:type="dxa"/>
               <w:bottom w:w="80" w:type="dxa"/>
@@ -1261,7 +1428,7 @@
           </w:tcPr>
           <w:p>
             <w:pPr>
-              <w:spacing w:line="319" w:lineRule="auto" w:after="40"/>
+              <w:spacing w:line="276" w:lineRule="auto" w:after="40"/>
               <w:jc w:val="left"/>
             </w:pPr>
             <w:r/>
@@ -1272,12 +1439,12 @@
                 <w:i w:val="0"/>
                 <w:sz w:val="26"/>
               </w:rPr>
-              <w:t>Mô hình robot Bài 18. Độ đàn hồi, lực đẩy của cung tên hoàn thiện đúng cấu trúc.</w:t>
-            </w:r>
-          </w:p>
-          <w:p>
-            <w:pPr>
-              <w:spacing w:line="319" w:lineRule="auto" w:after="40"/>
+              <w:t>- GV nêu yêu cầu thực hành và lưu ý an toàn khi lắp ráp.</w:t>
+            </w:r>
+          </w:p>
+          <w:p>
+            <w:pPr>
+              <w:spacing w:line="276" w:lineRule="auto" w:after="40"/>
               <w:jc w:val="left"/>
             </w:pPr>
             <w:r>
@@ -1287,16 +1454,43 @@
                 <w:i w:val="0"/>
                 <w:sz w:val="26"/>
               </w:rPr>
-              <w:t>Robot vận hành chính xác theo yêu cầu bài học.</w:t>
+              <w:t>- HS phân công nhiệm vụ: bạn xem sơ đồ, bạn lắp khung, bạn thử pin.</w:t>
+            </w:r>
+          </w:p>
+          <w:p>
+            <w:pPr>
+              <w:spacing w:line="276" w:lineRule="auto" w:after="40"/>
+              <w:jc w:val="left"/>
+            </w:pPr>
+            <w:r>
+              <w:rPr>
+                <w:rFonts w:ascii="Times New Roman" w:hAnsi="Times New Roman" w:cs="Times New Roman" w:eastAsia="Times New Roman"/>
+                <w:b w:val="0"/>
+                <w:i w:val="0"/>
+                <w:sz w:val="26"/>
+              </w:rPr>
+              <w:t>- Các nhóm hoàn thiện mô hình robot và bật công tắc chạy thử.</w:t>
+            </w:r>
+          </w:p>
+          <w:p>
+            <w:pPr>
+              <w:spacing w:line="276" w:lineRule="auto" w:after="40"/>
+              <w:jc w:val="left"/>
+            </w:pPr>
+            <w:r>
+              <w:rPr>
+                <w:rFonts w:ascii="Times New Roman" w:hAnsi="Times New Roman" w:cs="Times New Roman" w:eastAsia="Times New Roman"/>
+                <w:b w:val="0"/>
+                <w:i w:val="0"/>
+                <w:sz w:val="26"/>
+              </w:rPr>
+              <w:t>- GV quan sát, khích lệ và chấm điểm thi đua giữa các nhóm.</w:t>
             </w:r>
           </w:p>
         </w:tc>
-      </w:tr>
-      <w:tr>
         <w:tc>
           <w:tcPr>
-            <w:tcW w:type="dxa" w:w="4537"/>
-            <w:gridSpan w:val="2"/>
+            <w:tcW w:type="dxa" w:w="4796"/>
             <w:tcMar>
               <w:top w:w="80" w:type="dxa"/>
               <w:bottom w:w="80" w:type="dxa"/>
@@ -1306,41 +1500,172 @@
           </w:tcPr>
           <w:p>
             <w:pPr>
-              <w:spacing w:line="319" w:lineRule="auto" w:after="40"/>
+              <w:spacing w:line="276" w:lineRule="auto" w:after="40"/>
               <w:jc w:val="left"/>
             </w:pPr>
             <w:r/>
             <w:r>
               <w:rPr>
                 <w:rFonts w:ascii="Times New Roman" w:hAnsi="Times New Roman" w:cs="Times New Roman" w:eastAsia="Times New Roman"/>
-                <w:b/>
-                <w:i w:val="0"/>
-                <w:sz w:val="26"/>
-              </w:rPr>
-              <w:t>4. HOẠT ĐỘNG VẬN DỤNG, TRẢI NGHIỆM (5 phút)</w:t>
-            </w:r>
-          </w:p>
-          <w:p>
-            <w:pPr>
-              <w:spacing w:line="319" w:lineRule="auto" w:after="40"/>
+                <w:b w:val="0"/>
+                <w:i w:val="0"/>
+                <w:sz w:val="26"/>
+              </w:rPr>
+              <w:t>Mô hình robot hoàn thành chắc chắn.</w:t>
+            </w:r>
+          </w:p>
+          <w:p>
+            <w:pPr>
+              <w:spacing w:line="276" w:lineRule="auto" w:after="40"/>
               <w:jc w:val="left"/>
             </w:pPr>
             <w:r>
               <w:rPr>
                 <w:rFonts w:ascii="Times New Roman" w:hAnsi="Times New Roman" w:cs="Times New Roman" w:eastAsia="Times New Roman"/>
-                <w:b/>
-                <w:i w:val="0"/>
-                <w:sz w:val="26"/>
-              </w:rPr>
-              <w:t>*Mục tiêu: Cải tiến sản phẩm và thu dọn phân loại linh kiện</w:t>
+                <w:b w:val="0"/>
+                <w:i w:val="0"/>
+                <w:sz w:val="26"/>
+              </w:rPr>
+              <w:t>Robot hoạt động trơn tru, chính xác.</w:t>
             </w:r>
           </w:p>
         </w:tc>
       </w:tr>
+    </w:tbl>
+    <w:p>
+      <w:pPr>
+        <w:spacing w:line="276" w:lineRule="auto" w:after="60" w:before="0"/>
+        <w:jc w:val="both"/>
+      </w:pPr>
+    </w:p>
+    <w:p>
+      <w:pPr>
+        <w:spacing w:line="276" w:lineRule="auto" w:after="60" w:before="0"/>
+        <w:ind w:firstLine="720"/>
+        <w:jc w:val="both"/>
+      </w:pPr>
+      <w:r>
+        <w:rPr>
+          <w:rFonts w:ascii="Times New Roman" w:hAnsi="Times New Roman" w:cs="Times New Roman" w:eastAsia="Times New Roman"/>
+          <w:b/>
+          <w:i w:val="0"/>
+          <w:sz w:val="26"/>
+        </w:rPr>
+        <w:t>4. Hoạt động 4. Vận dụng – Sáng tạo (5-8 phút)</w:t>
+      </w:r>
+    </w:p>
+    <w:p>
+      <w:pPr>
+        <w:spacing w:line="276" w:lineRule="auto" w:after="60" w:before="0"/>
+        <w:ind w:firstLine="720"/>
+        <w:jc w:val="both"/>
+      </w:pPr>
+      <w:r>
+        <w:rPr>
+          <w:rFonts w:ascii="Times New Roman" w:hAnsi="Times New Roman" w:cs="Times New Roman" w:eastAsia="Times New Roman"/>
+          <w:b/>
+          <w:i w:val="0"/>
+          <w:sz w:val="26"/>
+        </w:rPr>
+        <w:t xml:space="preserve">a) Mục tiêu: </w:t>
+      </w:r>
+      <w:r>
+        <w:rPr>
+          <w:rFonts w:ascii="Times New Roman" w:hAnsi="Times New Roman" w:cs="Times New Roman" w:eastAsia="Times New Roman"/>
+          <w:b w:val="0"/>
+          <w:i/>
+          <w:sz w:val="26"/>
+        </w:rPr>
+        <w:t>Rút ra bài học thực tiễn, sáng tạo mở rộng và thu dọn đồ dùng.</w:t>
+      </w:r>
+    </w:p>
+    <w:p>
+      <w:pPr>
+        <w:spacing w:line="276" w:lineRule="auto" w:after="60" w:before="0"/>
+        <w:ind w:firstLine="720"/>
+        <w:jc w:val="both"/>
+      </w:pPr>
+      <w:r>
+        <w:rPr>
+          <w:rFonts w:ascii="Times New Roman" w:hAnsi="Times New Roman" w:cs="Times New Roman" w:eastAsia="Times New Roman"/>
+          <w:b/>
+          <w:i w:val="0"/>
+          <w:sz w:val="26"/>
+        </w:rPr>
+        <w:t xml:space="preserve">b) Nội dung: </w:t>
+      </w:r>
+      <w:r>
+        <w:rPr>
+          <w:rFonts w:ascii="Times New Roman" w:hAnsi="Times New Roman" w:cs="Times New Roman" w:eastAsia="Times New Roman"/>
+          <w:b w:val="0"/>
+          <w:i/>
+          <w:sz w:val="26"/>
+        </w:rPr>
+        <w:t>Chia sẻ cảm nhận, nêu ý tưởng cải tiến và dọn dẹp vệ sinh.</w:t>
+      </w:r>
+    </w:p>
+    <w:p>
+      <w:pPr>
+        <w:spacing w:line="276" w:lineRule="auto" w:after="60" w:before="0"/>
+        <w:ind w:firstLine="720"/>
+        <w:jc w:val="both"/>
+      </w:pPr>
+      <w:r>
+        <w:rPr>
+          <w:rFonts w:ascii="Times New Roman" w:hAnsi="Times New Roman" w:cs="Times New Roman" w:eastAsia="Times New Roman"/>
+          <w:b/>
+          <w:i w:val="0"/>
+          <w:sz w:val="26"/>
+        </w:rPr>
+        <w:t xml:space="preserve">c) Sản phẩm: </w:t>
+      </w:r>
+      <w:r>
+        <w:rPr>
+          <w:rFonts w:ascii="Times New Roman" w:hAnsi="Times New Roman" w:cs="Times New Roman" w:eastAsia="Times New Roman"/>
+          <w:b w:val="0"/>
+          <w:i/>
+          <w:sz w:val="26"/>
+        </w:rPr>
+        <w:t>Ý tưởng sáng tạo mới và bộ Kit được thu dọn gọn gàng.</w:t>
+      </w:r>
+    </w:p>
+    <w:p>
+      <w:pPr>
+        <w:spacing w:line="276" w:lineRule="auto" w:after="60" w:before="0"/>
+        <w:ind w:firstLine="720"/>
+        <w:jc w:val="both"/>
+      </w:pPr>
+      <w:r>
+        <w:rPr>
+          <w:rFonts w:ascii="Times New Roman" w:hAnsi="Times New Roman" w:cs="Times New Roman" w:eastAsia="Times New Roman"/>
+          <w:b/>
+          <w:i w:val="0"/>
+          <w:sz w:val="26"/>
+        </w:rPr>
+        <w:t>d) Tổ chức thực hiện:</w:t>
+      </w:r>
+    </w:p>
+    <w:tbl>
+      <w:tblPr>
+        <w:tblW w:type="auto" w:w="0"/>
+        <w:tblLook w:firstColumn="1" w:firstRow="1" w:lastColumn="0" w:lastRow="0" w:noHBand="0" w:noVBand="1" w:val="04A0"/>
+        <w:tblBorders>
+          <w:top w:val="single" w:sz="4" w:space="0" w:color="000000"/>
+          <w:left w:val="single" w:sz="4" w:space="0" w:color="000000"/>
+          <w:bottom w:val="single" w:sz="4" w:space="0" w:color="000000"/>
+          <w:right w:val="single" w:sz="4" w:space="0" w:color="000000"/>
+          <w:insideH w:val="single" w:sz="4" w:space="0" w:color="000000"/>
+          <w:insideV w:val="single" w:sz="4" w:space="0" w:color="000000"/>
+        </w:tblBorders>
+      </w:tblPr>
+      <w:tblGrid>
+        <w:gridCol w:w="4796"/>
+        <w:gridCol w:w="4796"/>
+      </w:tblGrid>
       <w:tr>
         <w:tc>
           <w:tcPr>
-            <w:tcW w:type="dxa" w:w="4537"/>
+            <w:tcW w:type="dxa" w:w="5102"/>
             <w:tcMar>
               <w:top w:w="80" w:type="dxa"/>
               <w:bottom w:w="80" w:type="dxa"/>
@@ -1350,99 +1675,24 @@
           </w:tcPr>
           <w:p>
             <w:pPr>
-              <w:spacing w:line="319" w:lineRule="auto" w:after="40"/>
-              <w:jc w:val="left"/>
+              <w:spacing w:line="276" w:lineRule="auto" w:after="40"/>
+              <w:jc w:val="center"/>
             </w:pPr>
             <w:r/>
             <w:r>
               <w:rPr>
                 <w:rFonts w:ascii="Times New Roman" w:hAnsi="Times New Roman" w:cs="Times New Roman" w:eastAsia="Times New Roman"/>
-                <w:b w:val="0"/>
-                <w:i w:val="0"/>
-                <w:sz w:val="26"/>
-              </w:rPr>
-              <w:t>GV: Đặt câu hỏi mở rộng cải tiến tính năng cho robot Bài 18. Độ đàn hồi, lực đẩy của cung tên.</w:t>
-            </w:r>
-          </w:p>
-          <w:p>
-            <w:pPr>
-              <w:spacing w:line="319" w:lineRule="auto" w:after="40"/>
-              <w:jc w:val="left"/>
-            </w:pPr>
-            <w:r>
-              <w:rPr>
-                <w:rFonts w:ascii="Times New Roman" w:hAnsi="Times New Roman" w:cs="Times New Roman" w:eastAsia="Times New Roman"/>
-                <w:b w:val="0"/>
-                <w:i w:val="0"/>
-                <w:sz w:val="26"/>
-              </w:rPr>
-              <w:t>- Hướng dẫn tháo dỡ và kiểm kê linh kiện.</w:t>
-            </w:r>
-          </w:p>
-          <w:p>
-            <w:pPr>
-              <w:spacing w:line="319" w:lineRule="auto" w:after="40"/>
-              <w:jc w:val="left"/>
-            </w:pPr>
-            <w:r>
-              <w:rPr>
-                <w:rFonts w:ascii="Times New Roman" w:hAnsi="Times New Roman" w:cs="Times New Roman" w:eastAsia="Times New Roman"/>
-                <w:b w:val="0"/>
-                <w:i w:val="0"/>
-                <w:sz w:val="26"/>
-              </w:rPr>
-              <w:t>- Nhận xét tiết học, dặn dò bài sau.</w:t>
-            </w:r>
-          </w:p>
-          <w:p>
-            <w:pPr>
-              <w:spacing w:line="319" w:lineRule="auto" w:after="40"/>
-              <w:jc w:val="left"/>
-            </w:pPr>
-            <w:r>
-              <w:rPr>
-                <w:rFonts w:ascii="Times New Roman" w:hAnsi="Times New Roman" w:cs="Times New Roman" w:eastAsia="Times New Roman"/>
-                <w:b w:val="0"/>
-                <w:i w:val="0"/>
-                <w:sz w:val="26"/>
-              </w:rPr>
-              <w:t>HS: Suy nghĩ ý tưởng nâng cấp robot.</w:t>
-            </w:r>
-          </w:p>
-          <w:p>
-            <w:pPr>
-              <w:spacing w:line="319" w:lineRule="auto" w:after="40"/>
-              <w:jc w:val="left"/>
-            </w:pPr>
-            <w:r>
-              <w:rPr>
-                <w:rFonts w:ascii="Times New Roman" w:hAnsi="Times New Roman" w:cs="Times New Roman" w:eastAsia="Times New Roman"/>
-                <w:b w:val="0"/>
-                <w:i w:val="0"/>
-                <w:sz w:val="26"/>
-              </w:rPr>
-              <w:t>- Tháo rời nhẹ nhàng, xếp linh kiện vào đúng ngăn trong hộp Kit.</w:t>
-            </w:r>
-          </w:p>
-          <w:p>
-            <w:pPr>
-              <w:spacing w:line="319" w:lineRule="auto" w:after="40"/>
-              <w:jc w:val="left"/>
-            </w:pPr>
-            <w:r>
-              <w:rPr>
-                <w:rFonts w:ascii="Times New Roman" w:hAnsi="Times New Roman" w:cs="Times New Roman" w:eastAsia="Times New Roman"/>
-                <w:b w:val="0"/>
-                <w:i w:val="0"/>
-                <w:sz w:val="26"/>
-              </w:rPr>
-              <w:t>- Đóng hộp Kit, cất gọn gàng vào tủ thiết bị.</w:t>
+                <w:b/>
+                <w:i w:val="0"/>
+                <w:sz w:val="26"/>
+              </w:rPr>
+              <w:t>HOẠT ĐỘNG CỦA GV – HS</w:t>
             </w:r>
           </w:p>
         </w:tc>
         <w:tc>
           <w:tcPr>
-            <w:tcW w:type="dxa" w:w="4537"/>
+            <w:tcW w:type="dxa" w:w="3969"/>
             <w:tcMar>
               <w:top w:w="80" w:type="dxa"/>
               <w:bottom w:w="80" w:type="dxa"/>
@@ -1452,7 +1702,36 @@
           </w:tcPr>
           <w:p>
             <w:pPr>
-              <w:spacing w:line="319" w:lineRule="auto" w:after="40"/>
+              <w:spacing w:line="276" w:lineRule="auto" w:after="40"/>
+              <w:jc w:val="center"/>
+            </w:pPr>
+            <w:r/>
+            <w:r>
+              <w:rPr>
+                <w:rFonts w:ascii="Times New Roman" w:hAnsi="Times New Roman" w:cs="Times New Roman" w:eastAsia="Times New Roman"/>
+                <w:b/>
+                <w:i w:val="0"/>
+                <w:sz w:val="26"/>
+              </w:rPr>
+              <w:t>KẾT QUẢ CẦN ĐẠT</w:t>
+            </w:r>
+          </w:p>
+        </w:tc>
+      </w:tr>
+      <w:tr>
+        <w:tc>
+          <w:tcPr>
+            <w:tcW w:type="dxa" w:w="4796"/>
+            <w:tcMar>
+              <w:top w:w="80" w:type="dxa"/>
+              <w:bottom w:w="80" w:type="dxa"/>
+              <w:left w:w="120" w:type="dxa"/>
+              <w:right w:w="120" w:type="dxa"/>
+            </w:tcMar>
+          </w:tcPr>
+          <w:p>
+            <w:pPr>
+              <w:spacing w:line="276" w:lineRule="auto" w:after="40"/>
               <w:jc w:val="left"/>
             </w:pPr>
             <w:r/>
@@ -1463,12 +1742,12 @@
                 <w:i w:val="0"/>
                 <w:sz w:val="26"/>
               </w:rPr>
-              <w:t>HS đề xuất ý tưởng cải tiến mô hình sáng tạo.</w:t>
-            </w:r>
-          </w:p>
-          <w:p>
-            <w:pPr>
-              <w:spacing w:line="319" w:lineRule="auto" w:after="40"/>
+              <w:t>- GV đặt câu hỏi: "Em có thể gắn thêm chi tiết gì để bạn robot đẹp hơn?"</w:t>
+            </w:r>
+          </w:p>
+          <w:p>
+            <w:pPr>
+              <w:spacing w:line="276" w:lineRule="auto" w:after="40"/>
               <w:jc w:val="left"/>
             </w:pPr>
             <w:r>
@@ -1478,7 +1757,79 @@
                 <w:i w:val="0"/>
                 <w:sz w:val="26"/>
               </w:rPr>
-              <w:t>Bộ Kit Robotics được thu dọn và bảo quản ngăn nắp.</w:t>
+              <w:t>- Đại diện 1-2 nhóm giơ robot lên giới thiệu và biểu diễn trước lớp.</w:t>
+            </w:r>
+          </w:p>
+          <w:p>
+            <w:pPr>
+              <w:spacing w:line="276" w:lineRule="auto" w:after="40"/>
+              <w:jc w:val="left"/>
+            </w:pPr>
+            <w:r>
+              <w:rPr>
+                <w:rFonts w:ascii="Times New Roman" w:hAnsi="Times New Roman" w:cs="Times New Roman" w:eastAsia="Times New Roman"/>
+                <w:b w:val="0"/>
+                <w:i w:val="0"/>
+                <w:sz w:val="26"/>
+              </w:rPr>
+              <w:t>- GV tổng kết tiết học, dặn dò HS cẩn thận tháo dỡ hoặc bảo quản mô hình.</w:t>
+            </w:r>
+          </w:p>
+          <w:p>
+            <w:pPr>
+              <w:spacing w:line="276" w:lineRule="auto" w:after="40"/>
+              <w:jc w:val="left"/>
+            </w:pPr>
+            <w:r>
+              <w:rPr>
+                <w:rFonts w:ascii="Times New Roman" w:hAnsi="Times New Roman" w:cs="Times New Roman" w:eastAsia="Times New Roman"/>
+                <w:b w:val="0"/>
+                <w:i w:val="0"/>
+                <w:sz w:val="26"/>
+              </w:rPr>
+              <w:t>- HS thu gom linh kiện vào đúng ngăn trong hộp Kit, xếp ghế ngay ngắn.</w:t>
+            </w:r>
+          </w:p>
+        </w:tc>
+        <w:tc>
+          <w:tcPr>
+            <w:tcW w:type="dxa" w:w="4796"/>
+            <w:tcMar>
+              <w:top w:w="80" w:type="dxa"/>
+              <w:bottom w:w="80" w:type="dxa"/>
+              <w:left w:w="120" w:type="dxa"/>
+              <w:right w:w="120" w:type="dxa"/>
+            </w:tcMar>
+          </w:tcPr>
+          <w:p>
+            <w:pPr>
+              <w:spacing w:line="276" w:lineRule="auto" w:after="40"/>
+              <w:jc w:val="left"/>
+            </w:pPr>
+            <w:r/>
+            <w:r>
+              <w:rPr>
+                <w:rFonts w:ascii="Times New Roman" w:hAnsi="Times New Roman" w:cs="Times New Roman" w:eastAsia="Times New Roman"/>
+                <w:b w:val="0"/>
+                <w:i w:val="0"/>
+                <w:sz w:val="26"/>
+              </w:rPr>
+              <w:t>HS tự tin chia sẻ ý tưởng trước lớp.</w:t>
+            </w:r>
+          </w:p>
+          <w:p>
+            <w:pPr>
+              <w:spacing w:line="276" w:lineRule="auto" w:after="40"/>
+              <w:jc w:val="left"/>
+            </w:pPr>
+            <w:r>
+              <w:rPr>
+                <w:rFonts w:ascii="Times New Roman" w:hAnsi="Times New Roman" w:cs="Times New Roman" w:eastAsia="Times New Roman"/>
+                <w:b w:val="0"/>
+                <w:i w:val="0"/>
+                <w:sz w:val="26"/>
+              </w:rPr>
+              <w:t>Hộp đồ dùng ngăn nắp, phòng học sạch sẽ.</w:t>
             </w:r>
           </w:p>
         </w:tc>
@@ -1486,14 +1837,15 @@
     </w:tbl>
     <w:p>
       <w:pPr>
-        <w:spacing w:line="319" w:lineRule="auto" w:after="60" w:before="0"/>
-        <w:jc w:val="both"/>
-      </w:pPr>
-    </w:p>
-    <w:p>
-      <w:pPr>
-        <w:spacing w:line="319" w:lineRule="auto" w:after="60" w:before="0"/>
-        <w:jc w:val="center"/>
+        <w:spacing w:line="276" w:lineRule="auto" w:after="60" w:before="0"/>
+        <w:jc w:val="both"/>
+      </w:pPr>
+    </w:p>
+    <w:p>
+      <w:pPr>
+        <w:spacing w:line="276" w:lineRule="auto" w:after="60" w:before="0"/>
+        <w:ind w:firstLine="0"/>
+        <w:jc w:val="both"/>
       </w:pPr>
       <w:r>
         <w:rPr>
@@ -1502,27 +1854,12 @@
           <w:i w:val="0"/>
           <w:sz w:val="26"/>
         </w:rPr>
-        <w:t>V. ĐIỀU CHỈNH - BỔ SUNG SAU TIẾT DẠY :</w:t>
-      </w:r>
-    </w:p>
-    <w:p>
-      <w:pPr>
-        <w:spacing w:line="319" w:lineRule="auto" w:after="60" w:before="0"/>
-        <w:jc w:val="center"/>
-      </w:pPr>
-      <w:r>
-        <w:rPr>
-          <w:rFonts w:ascii="Times New Roman" w:hAnsi="Times New Roman" w:cs="Times New Roman" w:eastAsia="Times New Roman"/>
-          <w:b/>
-          <w:i/>
-          <w:sz w:val="26"/>
-        </w:rPr>
-        <w:t>(GV ghi những nội dung mà mình đã bổ sung ngoài KHBD đã lên...)</w:t>
-      </w:r>
-    </w:p>
-    <w:p>
-      <w:pPr>
-        <w:spacing w:line="319" w:lineRule="auto" w:after="60" w:before="0"/>
+        <w:t>RÚT KINH NGHIỆM SAU BÀI DẠY:</w:t>
+      </w:r>
+    </w:p>
+    <w:p>
+      <w:pPr>
+        <w:spacing w:line="276" w:lineRule="auto" w:after="60" w:before="0"/>
         <w:jc w:val="both"/>
       </w:pPr>
       <w:r>
@@ -1532,12 +1869,27 @@
           <w:i w:val="0"/>
           <w:sz w:val="26"/>
         </w:rPr>
-        <w:t>.........................................................................................................................</w:t>
-      </w:r>
-    </w:p>
-    <w:p>
-      <w:pPr>
-        <w:spacing w:line="319" w:lineRule="auto" w:after="60" w:before="0"/>
+        <w:t>...........................................................................................................................</w:t>
+      </w:r>
+    </w:p>
+    <w:p>
+      <w:pPr>
+        <w:spacing w:line="276" w:lineRule="auto" w:after="60" w:before="0"/>
+        <w:jc w:val="both"/>
+      </w:pPr>
+      <w:r>
+        <w:rPr>
+          <w:rFonts w:ascii="Times New Roman" w:hAnsi="Times New Roman" w:cs="Times New Roman" w:eastAsia="Times New Roman"/>
+          <w:b w:val="0"/>
+          <w:i w:val="0"/>
+          <w:sz w:val="26"/>
+        </w:rPr>
+        <w:t>...........................................................................................................................</w:t>
+      </w:r>
+    </w:p>
+    <w:p>
+      <w:pPr>
+        <w:spacing w:line="276" w:lineRule="auto" w:after="60" w:before="0"/>
         <w:jc w:val="both"/>
       </w:pPr>
     </w:p>
@@ -1555,14 +1907,14 @@
         </w:tblBorders>
       </w:tblPr>
       <w:tblGrid>
-        <w:gridCol w:w="3025"/>
-        <w:gridCol w:w="3025"/>
-        <w:gridCol w:w="3025"/>
+        <w:gridCol w:w="3198"/>
+        <w:gridCol w:w="3198"/>
+        <w:gridCol w:w="3198"/>
       </w:tblGrid>
       <w:tr>
         <w:tc>
           <w:tcPr>
-            <w:tcW w:type="dxa" w:w="3025"/>
+            <w:tcW w:type="dxa" w:w="3198"/>
             <w:tcMar>
               <w:top w:w="80" w:type="dxa"/>
               <w:bottom w:w="80" w:type="dxa"/>
@@ -1572,7 +1924,7 @@
           </w:tcPr>
           <w:p>
             <w:pPr>
-              <w:spacing w:line="319" w:lineRule="auto" w:after="40"/>
+              <w:spacing w:line="276" w:lineRule="auto" w:after="40"/>
               <w:jc w:val="center"/>
             </w:pPr>
             <w:r/>
@@ -1589,7 +1941,7 @@
         </w:tc>
         <w:tc>
           <w:tcPr>
-            <w:tcW w:type="dxa" w:w="3025"/>
+            <w:tcW w:type="dxa" w:w="3198"/>
             <w:tcMar>
               <w:top w:w="80" w:type="dxa"/>
               <w:bottom w:w="80" w:type="dxa"/>
@@ -1599,7 +1951,7 @@
           </w:tcPr>
           <w:p>
             <w:pPr>
-              <w:spacing w:line="319" w:lineRule="auto" w:after="40"/>
+              <w:spacing w:line="276" w:lineRule="auto" w:after="40"/>
               <w:jc w:val="center"/>
             </w:pPr>
             <w:r/>
@@ -1616,7 +1968,7 @@
         </w:tc>
         <w:tc>
           <w:tcPr>
-            <w:tcW w:type="dxa" w:w="3025"/>
+            <w:tcW w:type="dxa" w:w="3198"/>
             <w:tcMar>
               <w:top w:w="80" w:type="dxa"/>
               <w:bottom w:w="80" w:type="dxa"/>
@@ -1626,7 +1978,7 @@
           </w:tcPr>
           <w:p>
             <w:pPr>
-              <w:spacing w:line="319" w:lineRule="auto" w:after="40"/>
+              <w:spacing w:line="276" w:lineRule="auto" w:after="40"/>
               <w:jc w:val="center"/>
             </w:pPr>
             <w:r/>
@@ -1645,7 +1997,7 @@
       <w:tr>
         <w:tc>
           <w:tcPr>
-            <w:tcW w:type="dxa" w:w="3025"/>
+            <w:tcW w:type="dxa" w:w="3198"/>
             <w:tcMar>
               <w:top w:w="80" w:type="dxa"/>
               <w:bottom w:w="80" w:type="dxa"/>
@@ -1655,7 +2007,7 @@
           </w:tcPr>
           <w:p>
             <w:pPr>
-              <w:spacing w:line="319" w:lineRule="auto" w:after="40"/>
+              <w:spacing w:line="276" w:lineRule="auto" w:after="40"/>
               <w:jc w:val="center"/>
             </w:pPr>
             <w:r/>
@@ -1672,7 +2024,7 @@
         </w:tc>
         <w:tc>
           <w:tcPr>
-            <w:tcW w:type="dxa" w:w="3025"/>
+            <w:tcW w:type="dxa" w:w="3198"/>
             <w:tcMar>
               <w:top w:w="80" w:type="dxa"/>
               <w:bottom w:w="80" w:type="dxa"/>
@@ -1682,7 +2034,7 @@
           </w:tcPr>
           <w:p>
             <w:pPr>
-              <w:spacing w:line="319" w:lineRule="auto" w:after="40"/>
+              <w:spacing w:line="276" w:lineRule="auto" w:after="40"/>
               <w:jc w:val="center"/>
             </w:pPr>
             <w:r/>
@@ -1699,7 +2051,7 @@
         </w:tc>
         <w:tc>
           <w:tcPr>
-            <w:tcW w:type="dxa" w:w="3025"/>
+            <w:tcW w:type="dxa" w:w="3198"/>
             <w:tcMar>
               <w:top w:w="80" w:type="dxa"/>
               <w:bottom w:w="80" w:type="dxa"/>
@@ -1709,7 +2061,7 @@
           </w:tcPr>
           <w:p>
             <w:pPr>
-              <w:spacing w:line="319" w:lineRule="auto" w:after="40"/>
+              <w:spacing w:line="276" w:lineRule="auto" w:after="40"/>
               <w:jc w:val="center"/>
             </w:pPr>
             <w:r/>
@@ -1728,7 +2080,7 @@
       <w:tr>
         <w:tc>
           <w:tcPr>
-            <w:tcW w:type="dxa" w:w="3025"/>
+            <w:tcW w:type="dxa" w:w="3198"/>
             <w:tcMar>
               <w:top w:w="80" w:type="dxa"/>
               <w:bottom w:w="80" w:type="dxa"/>
@@ -1738,7 +2090,7 @@
           </w:tcPr>
           <w:p>
             <w:pPr>
-              <w:spacing w:line="319" w:lineRule="auto" w:after="40"/>
+              <w:spacing w:line="276" w:lineRule="auto" w:after="40"/>
               <w:jc w:val="center"/>
             </w:pPr>
             <w:r/>
@@ -1753,7 +2105,7 @@
           </w:p>
           <w:p>
             <w:pPr>
-              <w:spacing w:line="319" w:lineRule="auto" w:after="40"/>
+              <w:spacing w:line="276" w:lineRule="auto" w:after="40"/>
               <w:jc w:val="center"/>
             </w:pPr>
             <w:r>
@@ -1767,7 +2119,7 @@
           </w:p>
           <w:p>
             <w:pPr>
-              <w:spacing w:line="319" w:lineRule="auto" w:after="40"/>
+              <w:spacing w:line="276" w:lineRule="auto" w:after="40"/>
               <w:jc w:val="center"/>
             </w:pPr>
             <w:r>
@@ -1781,7 +2133,7 @@
           </w:p>
           <w:p>
             <w:pPr>
-              <w:spacing w:line="319" w:lineRule="auto" w:after="40"/>
+              <w:spacing w:line="276" w:lineRule="auto" w:after="40"/>
               <w:jc w:val="center"/>
             </w:pPr>
             <w:r>
@@ -1796,7 +2148,7 @@
         </w:tc>
         <w:tc>
           <w:tcPr>
-            <w:tcW w:type="dxa" w:w="3025"/>
+            <w:tcW w:type="dxa" w:w="3198"/>
             <w:tcMar>
               <w:top w:w="80" w:type="dxa"/>
               <w:bottom w:w="80" w:type="dxa"/>
@@ -1806,7 +2158,7 @@
           </w:tcPr>
           <w:p>
             <w:pPr>
-              <w:spacing w:line="319" w:lineRule="auto" w:after="40"/>
+              <w:spacing w:line="276" w:lineRule="auto" w:after="40"/>
               <w:jc w:val="center"/>
             </w:pPr>
             <w:r/>
@@ -1821,7 +2173,7 @@
           </w:p>
           <w:p>
             <w:pPr>
-              <w:spacing w:line="319" w:lineRule="auto" w:after="40"/>
+              <w:spacing w:line="276" w:lineRule="auto" w:after="40"/>
               <w:jc w:val="center"/>
             </w:pPr>
             <w:r>
@@ -1835,7 +2187,7 @@
           </w:p>
           <w:p>
             <w:pPr>
-              <w:spacing w:line="319" w:lineRule="auto" w:after="40"/>
+              <w:spacing w:line="276" w:lineRule="auto" w:after="40"/>
               <w:jc w:val="center"/>
             </w:pPr>
             <w:r>
@@ -1849,7 +2201,7 @@
           </w:p>
           <w:p>
             <w:pPr>
-              <w:spacing w:line="319" w:lineRule="auto" w:after="40"/>
+              <w:spacing w:line="276" w:lineRule="auto" w:after="40"/>
               <w:jc w:val="center"/>
             </w:pPr>
             <w:r>
@@ -1864,7 +2216,7 @@
         </w:tc>
         <w:tc>
           <w:tcPr>
-            <w:tcW w:type="dxa" w:w="3025"/>
+            <w:tcW w:type="dxa" w:w="3198"/>
             <w:tcMar>
               <w:top w:w="80" w:type="dxa"/>
               <w:bottom w:w="80" w:type="dxa"/>
@@ -1880,7 +2232,7 @@
           </w:tcPr>
           <w:p>
             <w:pPr>
-              <w:spacing w:line="319" w:lineRule="auto" w:after="40"/>
+              <w:spacing w:line="276" w:lineRule="auto" w:after="40"/>
               <w:jc w:val="center"/>
             </w:pPr>
             <w:r/>
@@ -1895,7 +2247,7 @@
           </w:p>
           <w:p>
             <w:pPr>
-              <w:spacing w:line="319" w:lineRule="auto" w:after="40"/>
+              <w:spacing w:line="276" w:lineRule="auto" w:after="40"/>
               <w:jc w:val="center"/>
             </w:pPr>
             <w:r>
@@ -1909,7 +2261,7 @@
           </w:p>
           <w:p>
             <w:pPr>
-              <w:spacing w:line="319" w:lineRule="auto" w:after="40"/>
+              <w:spacing w:line="276" w:lineRule="auto" w:after="40"/>
               <w:jc w:val="center"/>
             </w:pPr>
             <w:r>
@@ -1923,7 +2275,7 @@
           </w:p>
           <w:p>
             <w:pPr>
-              <w:spacing w:line="319" w:lineRule="auto" w:after="40"/>
+              <w:spacing w:line="276" w:lineRule="auto" w:after="40"/>
               <w:jc w:val="center"/>
             </w:pPr>
             <w:r>
@@ -1947,7 +2299,7 @@
       <w:headerReference w:type="first" r:id="rId12"/>
       <w:footerReference w:type="first" r:id="rId13"/>
       <w:pgSz w:w="11910" w:h="16840"/>
-      <w:pgMar w:top="1134" w:right="1134" w:bottom="1134" w:left="1701" w:header="283" w:footer="0" w:gutter="0"/>
+      <w:pgMar w:top="630" w:right="1137" w:bottom="280" w:left="1180" w:header="283" w:footer="0" w:gutter="0"/>
       <w:pgNumType w:start="1"/>
       <w:cols w:space="720"/>
     </w:sectPr>

--- a/KHBD_Robotics/Lớp_3/Tuần_23/KHBD_Robotics_Lớp_3_Tiet22_Bai_18_o_an_hoi_luc_ay_cua_cung_ten.docx
+++ b/KHBD_Robotics/Lớp_3/Tuần_23/KHBD_Robotics_Lớp_3_Tiet22_Bai_18_o_an_hoi_luc_ay_cua_cung_ten.docx
@@ -290,7 +290,7 @@
           <w:i w:val="0"/>
           <w:sz w:val="26"/>
         </w:rPr>
-        <w:t>+ Tìm hiểu thế năng đàn hồi.</w:t>
+        <w:t>- Nhận biết được lịch sử và công dụng của bắn cung.</w:t>
       </w:r>
     </w:p>
     <w:p>
@@ -306,7 +306,7 @@
           <w:i w:val="0"/>
           <w:sz w:val="26"/>
         </w:rPr>
-        <w:t>+ Lắp mô hình cung nỏ cơ khí bắn tên.</w:t>
+        <w:t>- Liệt kê được lợi ích của môn thể thao bắn cung.</w:t>
       </w:r>
     </w:p>
     <w:p>
@@ -825,7 +825,19 @@
               <w:spacing w:line="276" w:lineRule="auto" w:after="40"/>
               <w:jc w:val="left"/>
             </w:pPr>
-            <w:r/>
+            <w:r>
+              <w:rPr>
+                <w:rFonts w:ascii="Times New Roman" w:hAnsi="Times New Roman"/>
+                <w:sz w:val="26"/>
+              </w:rPr>
+              <w:t>* Câu hỏi: Đâu là vật có tính đàn hồi?</w:t>
+              <w:br/>
+              <w:t>=&gt; Đáp án: quả bóng, dây chun, tẩy, lò xo.</w:t>
+              <w:br/>
+              <w:t>+ GV đặt câu hỏi, HS quan sát tranh và trả lời câu hỏi.</w:t>
+              <w:br/>
+              <w:t>+ GV mời HS phát biểu và nhận xét câu trả lời của HS.</w:t>
+            </w:r>
             <w:r>
               <w:rPr>
                 <w:rFonts w:ascii="Times New Roman" w:hAnsi="Times New Roman" w:cs="Times New Roman" w:eastAsia="Times New Roman"/>
@@ -833,7 +845,6 @@
                 <w:i w:val="0"/>
                 <w:sz w:val="26"/>
               </w:rPr>
-              <w:t>- GV trình chiếu clip/hình ảnh thực tế sinh động liên quan đến chủ đề.</w:t>
             </w:r>
           </w:p>
           <w:p>
@@ -848,7 +859,6 @@
                 <w:i w:val="0"/>
                 <w:sz w:val="26"/>
               </w:rPr>
-              <w:t>- Đặt câu hỏi dẫn dắt: "Em có biết bạn robot này giúp ích gì cho con người không?"</w:t>
             </w:r>
           </w:p>
           <w:p>
@@ -863,7 +873,6 @@
                 <w:i w:val="0"/>
                 <w:sz w:val="26"/>
               </w:rPr>
-              <w:t>- HS chú ý quan sát, thảo luận cặp đôi và xung phong trả lời.</w:t>
             </w:r>
           </w:p>
           <w:p>
@@ -878,7 +887,539 @@
                 <w:i w:val="0"/>
                 <w:sz w:val="26"/>
               </w:rPr>
-              <w:t>- GV nhận xét, tuyên dương và dẫn dắt vào bài mới.</w:t>
+            </w:r>
+          </w:p>
+          <w:p>
+            <w:pPr>
+              <w:jc w:val="center"/>
+            </w:pPr>
+            <w:r>
+              <w:drawing>
+                <wp:anchor distT="0" distB="0" distL="114300" distR="114300" simplePos="0" relativeHeight="251781632" behindDoc="0" locked="0" layoutInCell="1" allowOverlap="1" wp14:anchorId="183FCE0D" wp14:editId="5670FEA4">
+                  <wp:simplePos x="0" y="0"/>
+                  <wp:positionH relativeFrom="margin">
+                    <wp:posOffset>2952750</wp:posOffset>
+                  </wp:positionH>
+                  <wp:positionV relativeFrom="paragraph">
+                    <wp:posOffset>288290</wp:posOffset>
+                  </wp:positionV>
+                  <wp:extent cx="1123950" cy="1109980"/>
+                  <wp:effectExtent l="0" t="0" r="0" b="0"/>
+                  <wp:wrapSquare wrapText="bothSides"/>
+                  <wp:docPr id="4" name="Picture 4"/>
+                  <wp:cNvGraphicFramePr>
+                    <a:graphicFrameLocks xmlns:a="http://schemas.openxmlformats.org/drawingml/2006/main" noChangeAspect="1"/>
+                  </wp:cNvGraphicFramePr>
+                  <a:graphic xmlns:a="http://schemas.openxmlformats.org/drawingml/2006/main">
+                    <a:graphicData uri="http://schemas.openxmlformats.org/drawingml/2006/picture">
+                      <pic:pic xmlns:pic="http://schemas.openxmlformats.org/drawingml/2006/picture">
+                        <pic:nvPicPr>
+                          <pic:cNvPr id="4" name="Picture7.png"/>
+                          <pic:cNvPicPr/>
+                        </pic:nvPicPr>
+                        <pic:blipFill>
+                          <a:blip r:embed="rId16" cstate="print">
+                            <a:extLst>
+                              <a:ext uri="{28A0092B-C50C-407E-A947-70E740481C1C}">
+                                <a14:useLocalDpi xmlns:a14="http://schemas.microsoft.com/office/drawing/2010/main" val="0"/>
+                              </a:ext>
+                            </a:extLst>
+                          </a:blip>
+                          <a:stretch>
+                            <a:fillRect/>
+                          </a:stretch>
+                        </pic:blipFill>
+                        <pic:spPr bwMode="auto">
+                          <a:xfrm>
+                            <a:off x="0" y="0"/>
+                            <a:ext cx="1123950" cy="1109980"/>
+                          </a:xfrm>
+                          <a:prstGeom prst="rect">
+                            <a:avLst/>
+                          </a:prstGeom>
+                          <a:ln>
+                            <a:noFill/>
+                          </a:ln>
+                          <a:extLst>
+                            <a:ext uri="{53640926-AAD7-44D8-BBD7-CCE9431645EC}">
+                              <a14:shadowObscured xmlns:a14="http://schemas.microsoft.com/office/drawing/2010/main"/>
+                            </a:ext>
+                          </a:extLst>
+                        </pic:spPr>
+                      </pic:pic>
+                    </a:graphicData>
+                  </a:graphic>
+                  <wp14:sizeRelH relativeFrom="margin">
+                    <wp14:pctWidth>0</wp14:pctWidth>
+                  </wp14:sizeRelH>
+                  <wp14:sizeRelV relativeFrom="margin">
+                    <wp14:pctHeight>0</wp14:pctHeight>
+                  </wp14:sizeRelV>
+                </wp:anchor>
+              </w:drawing>
+            </w:r>
+          </w:p>
+          <w:p>
+            <w:pPr>
+              <w:jc w:val="center"/>
+            </w:pPr>
+            <w:r>
+              <w:drawing>
+                <wp:anchor distT="0" distB="0" distL="114300" distR="114300" simplePos="0" relativeHeight="251741696" behindDoc="0" locked="0" layoutInCell="1" allowOverlap="1" wp14:anchorId="77C155C2" wp14:editId="4D5C6597">
+                  <wp:simplePos x="0" y="0"/>
+                  <wp:positionH relativeFrom="margin">
+                    <wp:posOffset>1400175</wp:posOffset>
+                  </wp:positionH>
+                  <wp:positionV relativeFrom="paragraph">
+                    <wp:posOffset>9525</wp:posOffset>
+                  </wp:positionV>
+                  <wp:extent cx="1215390" cy="1114425"/>
+                  <wp:effectExtent l="0" t="0" r="3810" b="0"/>
+                  <wp:wrapSquare wrapText="bothSides"/>
+                  <wp:docPr id="2" name="Picture 2"/>
+                  <wp:cNvGraphicFramePr>
+                    <a:graphicFrameLocks xmlns:a="http://schemas.openxmlformats.org/drawingml/2006/main" noChangeAspect="1"/>
+                  </wp:cNvGraphicFramePr>
+                  <a:graphic xmlns:a="http://schemas.openxmlformats.org/drawingml/2006/main">
+                    <a:graphicData uri="http://schemas.openxmlformats.org/drawingml/2006/picture">
+                      <pic:pic xmlns:pic="http://schemas.openxmlformats.org/drawingml/2006/picture">
+                        <pic:nvPicPr>
+                          <pic:cNvPr id="2" name="Picture2.png"/>
+                          <pic:cNvPicPr/>
+                        </pic:nvPicPr>
+                        <pic:blipFill rotWithShape="1">
+                          <a:blip r:embed="rId17" cstate="print">
+                            <a:extLst>
+                              <a:ext uri="{28A0092B-C50C-407E-A947-70E740481C1C}">
+                                <a14:useLocalDpi xmlns:a14="http://schemas.microsoft.com/office/drawing/2010/main" val="0"/>
+                              </a:ext>
+                            </a:extLst>
+                          </a:blip>
+                          <a:srcRect b="9091"/>
+                          <a:stretch/>
+                        </pic:blipFill>
+                        <pic:spPr bwMode="auto">
+                          <a:xfrm>
+                            <a:off x="0" y="0"/>
+                            <a:ext cx="1215390" cy="1114425"/>
+                          </a:xfrm>
+                          <a:prstGeom prst="rect">
+                            <a:avLst/>
+                          </a:prstGeom>
+                          <a:ln>
+                            <a:noFill/>
+                          </a:ln>
+                          <a:extLst>
+                            <a:ext uri="{53640926-AAD7-44D8-BBD7-CCE9431645EC}">
+                              <a14:shadowObscured xmlns:a14="http://schemas.microsoft.com/office/drawing/2010/main"/>
+                            </a:ext>
+                          </a:extLst>
+                        </pic:spPr>
+                      </pic:pic>
+                    </a:graphicData>
+                  </a:graphic>
+                  <wp14:sizeRelH relativeFrom="margin">
+                    <wp14:pctWidth>0</wp14:pctWidth>
+                  </wp14:sizeRelH>
+                  <wp14:sizeRelV relativeFrom="margin">
+                    <wp14:pctHeight>0</wp14:pctHeight>
+                  </wp14:sizeRelV>
+                </wp:anchor>
+              </w:drawing>
+            </w:r>
+          </w:p>
+          <w:p>
+            <w:pPr>
+              <w:jc w:val="center"/>
+            </w:pPr>
+            <w:r>
+              <w:drawing>
+                <wp:anchor distT="0" distB="0" distL="114300" distR="114300" simplePos="0" relativeHeight="251790848" behindDoc="0" locked="0" layoutInCell="1" allowOverlap="1" wp14:anchorId="55ABF899" wp14:editId="6CB242C5">
+                  <wp:simplePos x="0" y="0"/>
+                  <wp:positionH relativeFrom="margin">
+                    <wp:posOffset>4536440</wp:posOffset>
+                  </wp:positionH>
+                  <wp:positionV relativeFrom="paragraph">
+                    <wp:posOffset>10160</wp:posOffset>
+                  </wp:positionV>
+                  <wp:extent cx="1122045" cy="1019175"/>
+                  <wp:effectExtent l="0" t="0" r="1905" b="9525"/>
+                  <wp:wrapSquare wrapText="bothSides"/>
+                  <wp:docPr id="5" name="Picture 5"/>
+                  <wp:cNvGraphicFramePr>
+                    <a:graphicFrameLocks xmlns:a="http://schemas.openxmlformats.org/drawingml/2006/main" noChangeAspect="1"/>
+                  </wp:cNvGraphicFramePr>
+                  <a:graphic xmlns:a="http://schemas.openxmlformats.org/drawingml/2006/main">
+                    <a:graphicData uri="http://schemas.openxmlformats.org/drawingml/2006/picture">
+                      <pic:pic xmlns:pic="http://schemas.openxmlformats.org/drawingml/2006/picture">
+                        <pic:nvPicPr>
+                          <pic:cNvPr id="5" name="Picture13.png"/>
+                          <pic:cNvPicPr/>
+                        </pic:nvPicPr>
+                        <pic:blipFill>
+                          <a:blip r:embed="rId18" cstate="print">
+                            <a:extLst>
+                              <a:ext uri="{28A0092B-C50C-407E-A947-70E740481C1C}">
+                                <a14:useLocalDpi xmlns:a14="http://schemas.microsoft.com/office/drawing/2010/main" val="0"/>
+                              </a:ext>
+                            </a:extLst>
+                          </a:blip>
+                          <a:stretch>
+                            <a:fillRect/>
+                          </a:stretch>
+                        </pic:blipFill>
+                        <pic:spPr>
+                          <a:xfrm>
+                            <a:off x="0" y="0"/>
+                            <a:ext cx="1122045" cy="1019175"/>
+                          </a:xfrm>
+                          <a:prstGeom prst="rect">
+                            <a:avLst/>
+                          </a:prstGeom>
+                        </pic:spPr>
+                      </pic:pic>
+                    </a:graphicData>
+                  </a:graphic>
+                  <wp14:sizeRelH relativeFrom="margin">
+                    <wp14:pctWidth>0</wp14:pctWidth>
+                  </wp14:sizeRelH>
+                  <wp14:sizeRelV relativeFrom="margin">
+                    <wp14:pctHeight>0</wp14:pctHeight>
+                  </wp14:sizeRelV>
+                </wp:anchor>
+              </w:drawing>
+            </w:r>
+          </w:p>
+          <w:p>
+            <w:pPr>
+              <w:jc w:val="center"/>
+            </w:pPr>
+            <w:r>
+              <w:drawing>
+                <wp:anchor distT="0" distB="0" distL="114300" distR="114300" simplePos="0" relativeHeight="251789824" behindDoc="0" locked="0" layoutInCell="1" allowOverlap="1" wp14:anchorId="46E477B9" wp14:editId="0DB87582">
+                  <wp:simplePos x="0" y="0"/>
+                  <wp:positionH relativeFrom="margin">
+                    <wp:posOffset>9525</wp:posOffset>
+                  </wp:positionH>
+                  <wp:positionV relativeFrom="paragraph">
+                    <wp:posOffset>10160</wp:posOffset>
+                  </wp:positionV>
+                  <wp:extent cx="1066800" cy="1066800"/>
+                  <wp:effectExtent l="0" t="0" r="0" b="0"/>
+                  <wp:wrapSquare wrapText="bothSides"/>
+                  <wp:docPr id="1" name="Picture 1"/>
+                  <wp:cNvGraphicFramePr>
+                    <a:graphicFrameLocks xmlns:a="http://schemas.openxmlformats.org/drawingml/2006/main" noChangeAspect="1"/>
+                  </wp:cNvGraphicFramePr>
+                  <a:graphic xmlns:a="http://schemas.openxmlformats.org/drawingml/2006/main">
+                    <a:graphicData uri="http://schemas.openxmlformats.org/drawingml/2006/picture">
+                      <pic:pic xmlns:pic="http://schemas.openxmlformats.org/drawingml/2006/picture">
+                        <pic:nvPicPr>
+                          <pic:cNvPr id="1" name="Picture1.png"/>
+                          <pic:cNvPicPr/>
+                        </pic:nvPicPr>
+                        <pic:blipFill>
+                          <a:blip r:embed="rId19" cstate="print">
+                            <a:extLst>
+                              <a:ext uri="{28A0092B-C50C-407E-A947-70E740481C1C}">
+                                <a14:useLocalDpi xmlns:a14="http://schemas.microsoft.com/office/drawing/2010/main" val="0"/>
+                              </a:ext>
+                            </a:extLst>
+                          </a:blip>
+                          <a:stretch>
+                            <a:fillRect/>
+                          </a:stretch>
+                        </pic:blipFill>
+                        <pic:spPr bwMode="auto">
+                          <a:xfrm>
+                            <a:off x="0" y="0"/>
+                            <a:ext cx="1066800" cy="1066800"/>
+                          </a:xfrm>
+                          <a:prstGeom prst="rect">
+                            <a:avLst/>
+                          </a:prstGeom>
+                          <a:ln>
+                            <a:noFill/>
+                          </a:ln>
+                          <a:extLst>
+                            <a:ext uri="{53640926-AAD7-44D8-BBD7-CCE9431645EC}">
+                              <a14:shadowObscured xmlns:a14="http://schemas.microsoft.com/office/drawing/2010/main"/>
+                            </a:ext>
+                          </a:extLst>
+                        </pic:spPr>
+                      </pic:pic>
+                    </a:graphicData>
+                  </a:graphic>
+                  <wp14:sizeRelH relativeFrom="margin">
+                    <wp14:pctWidth>0</wp14:pctWidth>
+                  </wp14:sizeRelH>
+                  <wp14:sizeRelV relativeFrom="margin">
+                    <wp14:pctHeight>0</wp14:pctHeight>
+                  </wp14:sizeRelV>
+                </wp:anchor>
+              </w:drawing>
+            </w:r>
+          </w:p>
+          <w:p>
+            <w:pPr>
+              <w:jc w:val="center"/>
+            </w:pPr>
+            <w:r>
+              <w:drawing>
+                <wp:anchor distT="0" distB="0" distL="114300" distR="114300" simplePos="0" relativeHeight="251794944" behindDoc="0" locked="0" layoutInCell="1" allowOverlap="1" wp14:anchorId="0F3FAD2F" wp14:editId="3CFDCC52">
+                  <wp:simplePos x="0" y="0"/>
+                  <wp:positionH relativeFrom="column">
+                    <wp:posOffset>3114675</wp:posOffset>
+                  </wp:positionH>
+                  <wp:positionV relativeFrom="paragraph">
+                    <wp:posOffset>214630</wp:posOffset>
+                  </wp:positionV>
+                  <wp:extent cx="1047750" cy="962025"/>
+                  <wp:effectExtent l="0" t="0" r="0" b="9525"/>
+                  <wp:wrapSquare wrapText="bothSides"/>
+                  <wp:docPr id="25" name="Picture 25"/>
+                  <wp:cNvGraphicFramePr>
+                    <a:graphicFrameLocks xmlns:a="http://schemas.openxmlformats.org/drawingml/2006/main" noChangeAspect="1"/>
+                  </wp:cNvGraphicFramePr>
+                  <a:graphic xmlns:a="http://schemas.openxmlformats.org/drawingml/2006/main">
+                    <a:graphicData uri="http://schemas.openxmlformats.org/drawingml/2006/picture">
+                      <pic:pic xmlns:pic="http://schemas.openxmlformats.org/drawingml/2006/picture">
+                        <pic:nvPicPr>
+                          <pic:cNvPr id="25" name="Picture15.png"/>
+                          <pic:cNvPicPr/>
+                        </pic:nvPicPr>
+                        <pic:blipFill rotWithShape="1">
+                          <a:blip r:embed="rId20" cstate="print">
+                            <a:extLst>
+                              <a:ext uri="{28A0092B-C50C-407E-A947-70E740481C1C}">
+                                <a14:useLocalDpi xmlns:a14="http://schemas.microsoft.com/office/drawing/2010/main" val="0"/>
+                              </a:ext>
+                            </a:extLst>
+                          </a:blip>
+                          <a:srcRect l="5250" t="6739" r="8661" b="9165"/>
+                          <a:stretch/>
+                        </pic:blipFill>
+                        <pic:spPr bwMode="auto">
+                          <a:xfrm>
+                            <a:off x="0" y="0"/>
+                            <a:ext cx="1047750" cy="962025"/>
+                          </a:xfrm>
+                          <a:prstGeom prst="rect">
+                            <a:avLst/>
+                          </a:prstGeom>
+                          <a:ln>
+                            <a:noFill/>
+                          </a:ln>
+                          <a:extLst>
+                            <a:ext uri="{53640926-AAD7-44D8-BBD7-CCE9431645EC}">
+                              <a14:shadowObscured xmlns:a14="http://schemas.microsoft.com/office/drawing/2010/main"/>
+                            </a:ext>
+                          </a:extLst>
+                        </pic:spPr>
+                      </pic:pic>
+                    </a:graphicData>
+                  </a:graphic>
+                  <wp14:sizeRelH relativeFrom="margin">
+                    <wp14:pctWidth>0</wp14:pctWidth>
+                  </wp14:sizeRelH>
+                  <wp14:sizeRelV relativeFrom="margin">
+                    <wp14:pctHeight>0</wp14:pctHeight>
+                  </wp14:sizeRelV>
+                </wp:anchor>
+              </w:drawing>
+            </w:r>
+          </w:p>
+          <w:p>
+            <w:pPr>
+              <w:jc w:val="center"/>
+            </w:pPr>
+            <w:r>
+              <w:drawing>
+                <wp:anchor distT="0" distB="0" distL="114300" distR="114300" simplePos="0" relativeHeight="251792896" behindDoc="0" locked="0" layoutInCell="1" allowOverlap="1" wp14:anchorId="64FEFDF3" wp14:editId="7880AC1A">
+                  <wp:simplePos x="0" y="0"/>
+                  <wp:positionH relativeFrom="column">
+                    <wp:posOffset>1386840</wp:posOffset>
+                  </wp:positionH>
+                  <wp:positionV relativeFrom="paragraph">
+                    <wp:posOffset>167005</wp:posOffset>
+                  </wp:positionV>
+                  <wp:extent cx="1276350" cy="1023620"/>
+                  <wp:effectExtent l="0" t="0" r="0" b="0"/>
+                  <wp:wrapSquare wrapText="bothSides"/>
+                  <wp:docPr id="23" name="Picture 23"/>
+                  <wp:cNvGraphicFramePr>
+                    <a:graphicFrameLocks xmlns:a="http://schemas.openxmlformats.org/drawingml/2006/main" noChangeAspect="1"/>
+                  </wp:cNvGraphicFramePr>
+                  <a:graphic xmlns:a="http://schemas.openxmlformats.org/drawingml/2006/main">
+                    <a:graphicData uri="http://schemas.openxmlformats.org/drawingml/2006/picture">
+                      <pic:pic xmlns:pic="http://schemas.openxmlformats.org/drawingml/2006/picture">
+                        <pic:nvPicPr>
+                          <pic:cNvPr id="23" name="Picture17.png"/>
+                          <pic:cNvPicPr/>
+                        </pic:nvPicPr>
+                        <pic:blipFill>
+                          <a:blip r:embed="rId21" cstate="print">
+                            <a:extLst>
+                              <a:ext uri="{28A0092B-C50C-407E-A947-70E740481C1C}">
+                                <a14:useLocalDpi xmlns:a14="http://schemas.microsoft.com/office/drawing/2010/main" val="0"/>
+                              </a:ext>
+                            </a:extLst>
+                          </a:blip>
+                          <a:stretch>
+                            <a:fillRect/>
+                          </a:stretch>
+                        </pic:blipFill>
+                        <pic:spPr>
+                          <a:xfrm>
+                            <a:off x="0" y="0"/>
+                            <a:ext cx="1276350" cy="1023620"/>
+                          </a:xfrm>
+                          <a:prstGeom prst="rect">
+                            <a:avLst/>
+                          </a:prstGeom>
+                        </pic:spPr>
+                      </pic:pic>
+                    </a:graphicData>
+                  </a:graphic>
+                  <wp14:sizeRelH relativeFrom="margin">
+                    <wp14:pctWidth>0</wp14:pctWidth>
+                  </wp14:sizeRelH>
+                  <wp14:sizeRelV relativeFrom="margin">
+                    <wp14:pctHeight>0</wp14:pctHeight>
+                  </wp14:sizeRelV>
+                </wp:anchor>
+              </w:drawing>
+            </w:r>
+          </w:p>
+          <w:p>
+            <w:pPr>
+              <w:jc w:val="center"/>
+            </w:pPr>
+            <w:r>
+              <w:drawing>
+                <wp:anchor distT="0" distB="0" distL="114300" distR="114300" simplePos="0" relativeHeight="251793920" behindDoc="0" locked="0" layoutInCell="1" allowOverlap="1" wp14:anchorId="023E32C3" wp14:editId="7B576444">
+                  <wp:simplePos x="0" y="0"/>
+                  <wp:positionH relativeFrom="margin">
+                    <wp:posOffset>4495800</wp:posOffset>
+                  </wp:positionH>
+                  <wp:positionV relativeFrom="paragraph">
+                    <wp:posOffset>86995</wp:posOffset>
+                  </wp:positionV>
+                  <wp:extent cx="1228725" cy="1120775"/>
+                  <wp:effectExtent l="0" t="0" r="0" b="0"/>
+                  <wp:wrapSquare wrapText="bothSides"/>
+                  <wp:docPr id="24" name="Picture 24"/>
+                  <wp:cNvGraphicFramePr>
+                    <a:graphicFrameLocks xmlns:a="http://schemas.openxmlformats.org/drawingml/2006/main" noChangeAspect="1"/>
+                  </wp:cNvGraphicFramePr>
+                  <a:graphic xmlns:a="http://schemas.openxmlformats.org/drawingml/2006/main">
+                    <a:graphicData uri="http://schemas.openxmlformats.org/drawingml/2006/picture">
+                      <pic:pic xmlns:pic="http://schemas.openxmlformats.org/drawingml/2006/picture">
+                        <pic:nvPicPr>
+                          <pic:cNvPr id="24" name="Picture11.png"/>
+                          <pic:cNvPicPr/>
+                        </pic:nvPicPr>
+                        <pic:blipFill rotWithShape="1">
+                          <a:blip r:embed="rId22" cstate="print">
+                            <a:extLst>
+                              <a:ext uri="{28A0092B-C50C-407E-A947-70E740481C1C}">
+                                <a14:useLocalDpi xmlns:a14="http://schemas.microsoft.com/office/drawing/2010/main" val="0"/>
+                              </a:ext>
+                            </a:extLst>
+                          </a:blip>
+                          <a:srcRect l="14117" t="12353" r="11765" b="20048"/>
+                          <a:stretch/>
+                        </pic:blipFill>
+                        <pic:spPr bwMode="auto">
+                          <a:xfrm>
+                            <a:off x="0" y="0"/>
+                            <a:ext cx="1228725" cy="1120775"/>
+                          </a:xfrm>
+                          <a:prstGeom prst="rect">
+                            <a:avLst/>
+                          </a:prstGeom>
+                          <a:ln>
+                            <a:noFill/>
+                          </a:ln>
+                          <a:extLst>
+                            <a:ext uri="{53640926-AAD7-44D8-BBD7-CCE9431645EC}">
+                              <a14:shadowObscured xmlns:a14="http://schemas.microsoft.com/office/drawing/2010/main"/>
+                            </a:ext>
+                          </a:extLst>
+                        </pic:spPr>
+                      </pic:pic>
+                    </a:graphicData>
+                  </a:graphic>
+                  <wp14:sizeRelH relativeFrom="margin">
+                    <wp14:pctWidth>0</wp14:pctWidth>
+                  </wp14:sizeRelH>
+                  <wp14:sizeRelV relativeFrom="margin">
+                    <wp14:pctHeight>0</wp14:pctHeight>
+                  </wp14:sizeRelV>
+                </wp:anchor>
+              </w:drawing>
+            </w:r>
+          </w:p>
+          <w:p>
+            <w:pPr>
+              <w:jc w:val="center"/>
+            </w:pPr>
+            <w:r>
+              <w:drawing>
+                <wp:anchor distT="0" distB="0" distL="114300" distR="114300" simplePos="0" relativeHeight="251791872" behindDoc="0" locked="0" layoutInCell="1" allowOverlap="1" wp14:anchorId="436C422F" wp14:editId="62AE8A99">
+                  <wp:simplePos x="0" y="0"/>
+                  <wp:positionH relativeFrom="column">
+                    <wp:posOffset>66675</wp:posOffset>
+                  </wp:positionH>
+                  <wp:positionV relativeFrom="paragraph">
+                    <wp:posOffset>205105</wp:posOffset>
+                  </wp:positionV>
+                  <wp:extent cx="904875" cy="904875"/>
+                  <wp:effectExtent l="0" t="0" r="0" b="9525"/>
+                  <wp:wrapSquare wrapText="bothSides"/>
+                  <wp:docPr id="14" name="Picture 14"/>
+                  <wp:cNvGraphicFramePr>
+                    <a:graphicFrameLocks xmlns:a="http://schemas.openxmlformats.org/drawingml/2006/main" noChangeAspect="1"/>
+                  </wp:cNvGraphicFramePr>
+                  <a:graphic xmlns:a="http://schemas.openxmlformats.org/drawingml/2006/main">
+                    <a:graphicData uri="http://schemas.openxmlformats.org/drawingml/2006/picture">
+                      <pic:pic xmlns:pic="http://schemas.openxmlformats.org/drawingml/2006/picture">
+                        <pic:nvPicPr>
+                          <pic:cNvPr id="14" name="Picture10.png"/>
+                          <pic:cNvPicPr/>
+                        </pic:nvPicPr>
+                        <pic:blipFill>
+                          <a:blip r:embed="rId23" cstate="print">
+                            <a:extLst>
+                              <a:ext uri="{28A0092B-C50C-407E-A947-70E740481C1C}">
+                                <a14:useLocalDpi xmlns:a14="http://schemas.microsoft.com/office/drawing/2010/main" val="0"/>
+                              </a:ext>
+                            </a:extLst>
+                          </a:blip>
+                          <a:stretch>
+                            <a:fillRect/>
+                          </a:stretch>
+                        </pic:blipFill>
+                        <pic:spPr>
+                          <a:xfrm>
+                            <a:off x="0" y="0"/>
+                            <a:ext cx="904875" cy="904875"/>
+                          </a:xfrm>
+                          <a:prstGeom prst="rect">
+                            <a:avLst/>
+                          </a:prstGeom>
+                        </pic:spPr>
+                      </pic:pic>
+                    </a:graphicData>
+                  </a:graphic>
+                  <wp14:sizeRelH relativeFrom="margin">
+                    <wp14:pctWidth>0</wp14:pctWidth>
+                  </wp14:sizeRelH>
+                  <wp14:sizeRelV relativeFrom="margin">
+                    <wp14:pctHeight>0</wp14:pctHeight>
+                  </wp14:sizeRelV>
+                </wp:anchor>
+              </w:drawing>
             </w:r>
           </w:p>
         </w:tc>
@@ -897,7 +1438,13 @@
               <w:spacing w:line="276" w:lineRule="auto" w:after="40"/>
               <w:jc w:val="left"/>
             </w:pPr>
-            <w:r/>
+            <w:r>
+              <w:rPr>
+                <w:rFonts w:ascii="Times New Roman" w:hAnsi="Times New Roman"/>
+                <w:sz w:val="26"/>
+              </w:rPr>
+              <w:t>Câu trả lời của HS.</w:t>
+            </w:r>
             <w:r>
               <w:rPr>
                 <w:rFonts w:ascii="Times New Roman" w:hAnsi="Times New Roman" w:cs="Times New Roman" w:eastAsia="Times New Roman"/>
@@ -905,7 +1452,6 @@
                 <w:i w:val="0"/>
                 <w:sz w:val="26"/>
               </w:rPr>
-              <w:t>HS hào hứng, tập trung vào bài học.</w:t>
             </w:r>
           </w:p>
           <w:p>
@@ -920,7 +1466,6 @@
                 <w:i w:val="0"/>
                 <w:sz w:val="26"/>
               </w:rPr>
-              <w:t>Nhận diện được chủ đề bài học.</w:t>
             </w:r>
           </w:p>
         </w:tc>
@@ -1128,7 +1673,17 @@
               <w:spacing w:line="276" w:lineRule="auto" w:after="40"/>
               <w:jc w:val="left"/>
             </w:pPr>
-            <w:r/>
+            <w:r>
+              <w:rPr>
+                <w:rFonts w:ascii="Times New Roman" w:hAnsi="Times New Roman"/>
+                <w:sz w:val="26"/>
+              </w:rPr>
+              <w:t>+ GV giới thiệu HS về lịch sử và công dụng của bắn cung</w:t>
+              <w:br/>
+              <w:t>+ GV yêu cầu HS nêu lợi ích của bắn cung</w:t>
+              <w:br/>
+              <w:t>+ GV mời HS phát biểu và nhận xét câu trả lời của HS.</w:t>
+            </w:r>
             <w:r>
               <w:rPr>
                 <w:rFonts w:ascii="Times New Roman" w:hAnsi="Times New Roman" w:cs="Times New Roman" w:eastAsia="Times New Roman"/>
@@ -1136,7 +1691,6 @@
                 <w:i w:val="0"/>
                 <w:sz w:val="26"/>
               </w:rPr>
-              <w:t>- GV phát phiếu hướng dẫn và giới thiệu từng loại linh kiện chính.</w:t>
             </w:r>
           </w:p>
           <w:p>
@@ -1151,7 +1705,6 @@
                 <w:i w:val="0"/>
                 <w:sz w:val="26"/>
               </w:rPr>
-              <w:t>- Hướng dẫn HS cách chọn đúng chốt nối và cách phân biệt các khớp xoay.</w:t>
             </w:r>
           </w:p>
           <w:p>
@@ -1166,7 +1719,6 @@
                 <w:i w:val="0"/>
                 <w:sz w:val="26"/>
               </w:rPr>
-              <w:t>- HS làm việc nhóm, chọn đúng các chi tiết cần thiết ra khay chứa.</w:t>
             </w:r>
           </w:p>
           <w:p>
@@ -1181,7 +1733,6 @@
                 <w:i w:val="0"/>
                 <w:sz w:val="26"/>
               </w:rPr>
-              <w:t>- GV đi từng bàn kiểm tra, hỗ trợ nhóm còn lúng túng.</w:t>
             </w:r>
           </w:p>
         </w:tc>
@@ -1200,7 +1751,19 @@
               <w:spacing w:line="276" w:lineRule="auto" w:after="40"/>
               <w:jc w:val="left"/>
             </w:pPr>
-            <w:r/>
+            <w:r>
+              <w:rPr>
+                <w:rFonts w:ascii="Times New Roman" w:hAnsi="Times New Roman"/>
+                <w:sz w:val="26"/>
+              </w:rPr>
+              <w:t>+ Nhận biết được lịch sử và công dụng của bắn cung.</w:t>
+              <w:br/>
+              <w:t>+ Liệt kê được lợi ích của môn thể thao bắn cung.</w:t>
+              <w:br/>
+              <w:t>+ Lịch sử và công dụng của bắn cung:</w:t>
+              <w:br/>
+              <w:t>+ Lợi ích của môn thể thao bắn cung:</w:t>
+            </w:r>
             <w:r>
               <w:rPr>
                 <w:rFonts w:ascii="Times New Roman" w:hAnsi="Times New Roman" w:cs="Times New Roman" w:eastAsia="Times New Roman"/>
@@ -1208,7 +1771,6 @@
                 <w:i w:val="0"/>
                 <w:sz w:val="26"/>
               </w:rPr>
-              <w:t>HS gọi đúng tên các linh kiện cơ bản.</w:t>
             </w:r>
           </w:p>
           <w:p>
@@ -1223,7 +1785,6 @@
                 <w:i w:val="0"/>
                 <w:sz w:val="26"/>
               </w:rPr>
-              <w:t>Chuẩn bị đầy đủ linh kiện lắp ráp.</w:t>
             </w:r>
           </w:p>
         </w:tc>
@@ -1431,7 +1992,15 @@
               <w:spacing w:line="276" w:lineRule="auto" w:after="40"/>
               <w:jc w:val="left"/>
             </w:pPr>
-            <w:r/>
+            <w:r>
+              <w:rPr>
+                <w:rFonts w:ascii="Times New Roman" w:hAnsi="Times New Roman"/>
+                <w:sz w:val="26"/>
+              </w:rPr>
+              <w:t>+ GV yêu cầu HS mở hộp thiết bị, lựa chọn các mảnh ghép và lắp ghép theo hướng dẫn.</w:t>
+              <w:br/>
+              <w:t>+ GV quan sát HS tiến hành lắp ráp theo hướng dẫn trong sách, giúp đỡ HS thao tác.</w:t>
+            </w:r>
             <w:r>
               <w:rPr>
                 <w:rFonts w:ascii="Times New Roman" w:hAnsi="Times New Roman" w:cs="Times New Roman" w:eastAsia="Times New Roman"/>
@@ -1439,7 +2008,6 @@
                 <w:i w:val="0"/>
                 <w:sz w:val="26"/>
               </w:rPr>
-              <w:t>- GV nêu yêu cầu thực hành và lưu ý an toàn khi lắp ráp.</w:t>
             </w:r>
           </w:p>
           <w:p>
@@ -1454,7 +2022,6 @@
                 <w:i w:val="0"/>
                 <w:sz w:val="26"/>
               </w:rPr>
-              <w:t>- HS phân công nhiệm vụ: bạn xem sơ đồ, bạn lắp khung, bạn thử pin.</w:t>
             </w:r>
           </w:p>
           <w:p>
@@ -1469,7 +2036,6 @@
                 <w:i w:val="0"/>
                 <w:sz w:val="26"/>
               </w:rPr>
-              <w:t>- Các nhóm hoàn thiện mô hình robot và bật công tắc chạy thử.</w:t>
             </w:r>
           </w:p>
           <w:p>
@@ -1484,7 +2050,74 @@
                 <w:i w:val="0"/>
                 <w:sz w:val="26"/>
               </w:rPr>
-              <w:t>- GV quan sát, khích lệ và chấm điểm thi đua giữa các nhóm.</w:t>
+            </w:r>
+          </w:p>
+          <w:p>
+            <w:pPr>
+              <w:jc w:val="center"/>
+            </w:pPr>
+            <w:r>
+              <w:drawing>
+                <wp:anchor distT="0" distB="0" distL="114300" distR="114300" simplePos="0" relativeHeight="251740672" behindDoc="0" locked="0" layoutInCell="1" allowOverlap="1" wp14:anchorId="53FA1EF2" wp14:editId="5D080033">
+                  <wp:simplePos x="0" y="0"/>
+                  <wp:positionH relativeFrom="margin">
+                    <wp:posOffset>2171700</wp:posOffset>
+                  </wp:positionH>
+                  <wp:positionV relativeFrom="paragraph">
+                    <wp:posOffset>12700</wp:posOffset>
+                  </wp:positionV>
+                  <wp:extent cx="1379220" cy="1924050"/>
+                  <wp:effectExtent l="0" t="0" r="0" b="0"/>
+                  <wp:wrapSquare wrapText="bothSides"/>
+                  <wp:docPr id="3" name="Picture 3"/>
+                  <wp:cNvGraphicFramePr>
+                    <a:graphicFrameLocks xmlns:a="http://schemas.openxmlformats.org/drawingml/2006/main" noChangeAspect="1"/>
+                  </wp:cNvGraphicFramePr>
+                  <a:graphic xmlns:a="http://schemas.openxmlformats.org/drawingml/2006/main">
+                    <a:graphicData uri="http://schemas.openxmlformats.org/drawingml/2006/picture">
+                      <pic:pic xmlns:pic="http://schemas.openxmlformats.org/drawingml/2006/picture">
+                        <pic:nvPicPr>
+                          <pic:cNvPr id="0" name="Picture 1" descr="C:\Users\ADMIN\AppData\Local\Temp\Articulate\Storyline\6b5sQnnFF6W.png"/>
+                          <pic:cNvPicPr>
+                            <a:picLocks noChangeAspect="1" noChangeArrowheads="1"/>
+                          </pic:cNvPicPr>
+                        </pic:nvPicPr>
+                        <pic:blipFill>
+                          <a:blip r:embed="rId24" cstate="print">
+                            <a:extLst>
+                              <a:ext uri="{28A0092B-C50C-407E-A947-70E740481C1C}">
+                                <a14:useLocalDpi xmlns:a14="http://schemas.microsoft.com/office/drawing/2010/main" val="0"/>
+                              </a:ext>
+                            </a:extLst>
+                          </a:blip>
+                          <a:stretch>
+                            <a:fillRect/>
+                          </a:stretch>
+                        </pic:blipFill>
+                        <pic:spPr bwMode="auto">
+                          <a:xfrm>
+                            <a:off x="0" y="0"/>
+                            <a:ext cx="1379220" cy="1924050"/>
+                          </a:xfrm>
+                          <a:prstGeom prst="rect">
+                            <a:avLst/>
+                          </a:prstGeom>
+                          <a:noFill/>
+                          <a:ln>
+                            <a:noFill/>
+                          </a:ln>
+                        </pic:spPr>
+                      </pic:pic>
+                    </a:graphicData>
+                  </a:graphic>
+                  <wp14:sizeRelH relativeFrom="margin">
+                    <wp14:pctWidth>0</wp14:pctWidth>
+                  </wp14:sizeRelH>
+                  <wp14:sizeRelV relativeFrom="margin">
+                    <wp14:pctHeight>0</wp14:pctHeight>
+                  </wp14:sizeRelV>
+                </wp:anchor>
+              </w:drawing>
             </w:r>
           </w:p>
         </w:tc>
@@ -1503,7 +2136,13 @@
               <w:spacing w:line="276" w:lineRule="auto" w:after="40"/>
               <w:jc w:val="left"/>
             </w:pPr>
-            <w:r/>
+            <w:r>
+              <w:rPr>
+                <w:rFonts w:ascii="Times New Roman" w:hAnsi="Times New Roman"/>
+                <w:sz w:val="26"/>
+              </w:rPr>
+              <w:t>Sản phẩm robot của HS.</w:t>
+            </w:r>
             <w:r>
               <w:rPr>
                 <w:rFonts w:ascii="Times New Roman" w:hAnsi="Times New Roman" w:cs="Times New Roman" w:eastAsia="Times New Roman"/>
@@ -1511,7 +2150,6 @@
                 <w:i w:val="0"/>
                 <w:sz w:val="26"/>
               </w:rPr>
-              <w:t>Mô hình robot hoàn thành chắc chắn.</w:t>
             </w:r>
           </w:p>
           <w:p>
@@ -1526,7 +2164,6 @@
                 <w:i w:val="0"/>
                 <w:sz w:val="26"/>
               </w:rPr>
-              <w:t>Robot hoạt động trơn tru, chính xác.</w:t>
             </w:r>
           </w:p>
         </w:tc>
@@ -1734,7 +2371,29 @@
               <w:spacing w:line="276" w:lineRule="auto" w:after="40"/>
               <w:jc w:val="left"/>
             </w:pPr>
-            <w:r/>
+            <w:r>
+              <w:rPr>
+                <w:rFonts w:ascii="Times New Roman" w:hAnsi="Times New Roman"/>
+                <w:sz w:val="26"/>
+              </w:rPr>
+              <w:t>+ GV hướng dẫn HS lắp ráp sáng tạo thêm các chi tiết khác cho robot.</w:t>
+              <w:br/>
+              <w:t>+ HS tiến hành lắp ráp, sáng tạo dựa trên gợi ý của GV và những mảnh ghép còn lại.</w:t>
+              <w:br/>
+              <w:t>5. Sáng tạo (Let’s move)</w:t>
+              <w:br/>
+              <w:t>- Mục tiêu:</w:t>
+              <w:br/>
+              <w:t>+ Vận hành được robot đã lắp, tham gia các trò chơi với robot.</w:t>
+              <w:br/>
+              <w:t>+ Tháo chốt, sắp xếp ngăn nắp các mảnh ghép vào trong hộp.</w:t>
+              <w:br/>
+              <w:t>- Nội dung: HS vận hành robot vừa lắp, chơi với robot và tháo chốt dọn dẹp đồ dùng khi kết thúc tiết học.</w:t>
+              <w:br/>
+              <w:t>+ GV tổ chức cho HS chơi với robot sau khi lắp xong.</w:t>
+              <w:br/>
+              <w:t>+ GV yêu cầu HS tháo robot, sắp xếp ngăn nắp các mảnh ghép vào trong hộp, dọn dẹp bàn ghế quanh vị trí ngồi.</w:t>
+            </w:r>
             <w:r>
               <w:rPr>
                 <w:rFonts w:ascii="Times New Roman" w:hAnsi="Times New Roman" w:cs="Times New Roman" w:eastAsia="Times New Roman"/>
@@ -1742,7 +2401,6 @@
                 <w:i w:val="0"/>
                 <w:sz w:val="26"/>
               </w:rPr>
-              <w:t>- GV đặt câu hỏi: "Em có thể gắn thêm chi tiết gì để bạn robot đẹp hơn?"</w:t>
             </w:r>
           </w:p>
           <w:p>
@@ -1757,7 +2415,6 @@
                 <w:i w:val="0"/>
                 <w:sz w:val="26"/>
               </w:rPr>
-              <w:t>- Đại diện 1-2 nhóm giơ robot lên giới thiệu và biểu diễn trước lớp.</w:t>
             </w:r>
           </w:p>
           <w:p>
@@ -1772,7 +2429,6 @@
                 <w:i w:val="0"/>
                 <w:sz w:val="26"/>
               </w:rPr>
-              <w:t>- GV tổng kết tiết học, dặn dò HS cẩn thận tháo dỡ hoặc bảo quản mô hình.</w:t>
             </w:r>
           </w:p>
           <w:p>
@@ -1787,7 +2443,6 @@
                 <w:i w:val="0"/>
                 <w:sz w:val="26"/>
               </w:rPr>
-              <w:t>- HS thu gom linh kiện vào đúng ngăn trong hộp Kit, xếp ghế ngay ngắn.</w:t>
             </w:r>
           </w:p>
         </w:tc>
@@ -1806,7 +2461,17 @@
               <w:spacing w:line="276" w:lineRule="auto" w:after="40"/>
               <w:jc w:val="left"/>
             </w:pPr>
-            <w:r/>
+            <w:r>
+              <w:rPr>
+                <w:rFonts w:ascii="Times New Roman" w:hAnsi="Times New Roman"/>
+                <w:sz w:val="26"/>
+              </w:rPr>
+              <w:t>Sản phẩm robot sáng tạo của HS.</w:t>
+              <w:br/>
+              <w:t>+ Vận hành được robot đã lắp, tham gia các trò chơi với robot.</w:t>
+              <w:br/>
+              <w:t>+ Tháo chốt, sắp xếp ngăn nắp các mảnh ghép vào trong hộp.</w:t>
+            </w:r>
             <w:r>
               <w:rPr>
                 <w:rFonts w:ascii="Times New Roman" w:hAnsi="Times New Roman" w:cs="Times New Roman" w:eastAsia="Times New Roman"/>
@@ -1814,7 +2479,6 @@
                 <w:i w:val="0"/>
                 <w:sz w:val="26"/>
               </w:rPr>
-              <w:t>HS tự tin chia sẻ ý tưởng trước lớp.</w:t>
             </w:r>
           </w:p>
           <w:p>
@@ -1829,7 +2493,6 @@
                 <w:i w:val="0"/>
                 <w:sz w:val="26"/>
               </w:rPr>
-              <w:t>Hộp đồ dùng ngăn nắp, phòng học sạch sẽ.</w:t>
             </w:r>
           </w:p>
         </w:tc>
